--- a/klagomål/A 27448-2026 FSC-klagomål.docx
+++ b/klagomål/A 27448-2026 FSC-klagomål.docx
@@ -1,6 +1,6 @@
 
 <file path=word/document.xml><?xml version="1.0" encoding="utf-8"?>
-<w:document xmlns:wpc="http://schemas.microsoft.com/office/word/2010/wordprocessingCanvas" xmlns:cx="http://schemas.microsoft.com/office/drawing/2014/chartex" xmlns:cx1="http://schemas.microsoft.com/office/drawing/2015/9/8/chartex" xmlns:cx2="http://schemas.microsoft.com/office/drawing/2015/10/21/chartex" xmlns:cx3="http://schemas.microsoft.com/office/drawing/2016/5/9/chartex" xmlns:cx4="http://schemas.microsoft.com/office/drawing/2016/5/10/chartex" xmlns:cx5="http://schemas.microsoft.com/office/drawing/2016/5/11/chartex" xmlns:cx6="http://schemas.microsoft.com/office/drawing/2016/5/12/chartex" xmlns:cx7="http://schemas.microsoft.com/office/drawing/2016/5/13/chartex" xmlns:cx8="http://schemas.microsoft.com/office/drawing/2016/5/14/chartex" xmlns:mc="http://schemas.openxmlformats.org/markup-compatibility/2006" xmlns:aink="http://schemas.microsoft.com/office/drawing/2016/ink" xmlns:am3d="http://schemas.microsoft.com/office/drawing/2017/model3d" xmlns:o="urn:schemas-microsoft-com:office:office" xmlns:oel="http://schemas.microsoft.com/office/2019/extlst" xmlns:r="http://schemas.openxmlformats.org/officeDocument/2006/relationships" xmlns:m="http://schemas.openxmlformats.org/officeDocument/2006/math" xmlns:v="urn:schemas-microsoft-com:vml" xmlns:wp14="http://schemas.microsoft.com/office/word/2010/wordprocessingDrawing" xmlns:wp="http://schemas.openxmlformats.org/drawingml/2006/wordprocessingDrawing" xmlns:w10="urn:schemas-microsoft-com:office:word" xmlns:w="http://schemas.openxmlformats.org/wordprocessingml/2006/main" xmlns:w14="http://schemas.microsoft.com/office/word/2010/wordml" xmlns:w15="http://schemas.microsoft.com/office/word/2012/wordml" xmlns:w16cex="http://schemas.microsoft.com/office/word/2018/wordml/cex" xmlns:w16cid="http://schemas.microsoft.com/office/word/2016/wordml/cid" xmlns:w16="http://schemas.microsoft.com/office/word/2018/wordml" xmlns:w16sdtdh="http://schemas.microsoft.com/office/word/2020/wordml/sdtdatahash" xmlns:w16se="http://schemas.microsoft.com/office/word/2015/wordml/symex" xmlns:wpg="http://schemas.microsoft.com/office/word/2010/wordprocessingGroup" xmlns:wpi="http://schemas.microsoft.com/office/word/2010/wordprocessingInk" xmlns:wne="http://schemas.microsoft.com/office/word/2006/wordml" xmlns:wps="http://schemas.microsoft.com/office/word/2010/wordprocessingShape" mc:Ignorable="w14 w15 w16se w16cid w16 w16cex w16sdtdh wp14">
+<w:document xmlns:wpc="http://schemas.microsoft.com/office/word/2010/wordprocessingCanvas" xmlns:cx="http://schemas.microsoft.com/office/drawing/2014/chartex" xmlns:cx1="http://schemas.microsoft.com/office/drawing/2015/9/8/chartex" xmlns:cx2="http://schemas.microsoft.com/office/drawing/2015/10/21/chartex" xmlns:cx3="http://schemas.microsoft.com/office/drawing/2016/5/9/chartex" xmlns:cx4="http://schemas.microsoft.com/office/drawing/2016/5/10/chartex" xmlns:cx5="http://schemas.microsoft.com/office/drawing/2016/5/11/chartex" xmlns:cx6="http://schemas.microsoft.com/office/drawing/2016/5/12/chartex" xmlns:cx7="http://schemas.microsoft.com/office/drawing/2016/5/13/chartex" xmlns:cx8="http://schemas.microsoft.com/office/drawing/2016/5/14/chartex" xmlns:mc="http://schemas.openxmlformats.org/markup-compatibility/2006" xmlns:aink="http://schemas.microsoft.com/office/drawing/2016/ink" xmlns:am3d="http://schemas.microsoft.com/office/drawing/2017/model3d" xmlns:o="urn:schemas-microsoft-com:office:office" xmlns:oel="http://schemas.microsoft.com/office/2019/extlst" xmlns:r="http://schemas.openxmlformats.org/officeDocument/2006/relationships" xmlns:m="http://schemas.openxmlformats.org/officeDocument/2006/math" xmlns:v="urn:schemas-microsoft-com:vml" xmlns:wp14="http://schemas.microsoft.com/office/word/2010/wordprocessingDrawing" xmlns:wp="http://schemas.openxmlformats.org/drawingml/2006/wordprocessingDrawing" xmlns:w10="urn:schemas-microsoft-com:office:word" xmlns:w="http://schemas.openxmlformats.org/wordprocessingml/2006/main" xmlns:w14="http://schemas.microsoft.com/office/word/2010/wordml" xmlns:w15="http://schemas.microsoft.com/office/word/2012/wordml" xmlns:w16cex="http://schemas.microsoft.com/office/word/2018/wordml/cex" xmlns:w16cid="http://schemas.microsoft.com/office/word/2016/wordml/cid" xmlns:w16="http://schemas.microsoft.com/office/word/2018/wordml" xmlns:w16du="http://schemas.microsoft.com/office/word/2023/wordml/word16du" xmlns:w16sdtdh="http://schemas.microsoft.com/office/word/2020/wordml/sdtdatahash" xmlns:w16sdtfl="http://schemas.microsoft.com/office/word/2024/wordml/sdtformatlock" xmlns:w16se="http://schemas.microsoft.com/office/word/2015/wordml/symex" xmlns:wpg="http://schemas.microsoft.com/office/word/2010/wordprocessingGroup" xmlns:wpi="http://schemas.microsoft.com/office/word/2010/wordprocessingInk" xmlns:wne="http://schemas.microsoft.com/office/word/2006/wordml" xmlns:wps="http://schemas.microsoft.com/office/word/2010/wordprocessingShape" mc:Ignorable="w14 w15 w16se w16cid w16 w16cex w16sdtdh w16sdtfl w16du wp14">
   <w:body>
     <w:p>
       <w:r>
@@ -168,7 +168,7 @@
     </w:p>
     <w:p>
       <w:r>
-        <w:t>Detta dokument behandlar höga naturvärden i avverkningsanmälan A 27448-2026 i Skellefteå kommun. Denna avverkningsanmälan inkom 2026-06-16 11:24:07 och omfattar 2,9 ha.</w:t>
+        <w:t>Detta dokument behandlar höga naturvärden i avverkningsanmälan A 27448-2026 i Skellefteå kommun som inkom 2026-06-16 och omfattar 2,9 ha.</w:t>
       </w:r>
     </w:p>
     <w:p>
@@ -191,12 +191,15 @@
     </w:p>
     <w:p>
       <w:r>
-        <w:t>I avverkningsanmälan har följande 4 naturvårdsarter hittats: rynkskinn (VU), garnlav (NT), granticka (NT) och ullticka (NT). Av dessa är 4 rödlistade. För rödlistade arter har rödlistekategorin angivits inom parentes.</w:t>
+        <w:t>I och inom 14 meter från avverkningsanmälan har följande 4 naturvårdsarter hittats: garnlav (VU, T), gammelgransskål (NT, T), rynkskinn (NT, T) och ullticka (NT, T). Av dessa är 4 rödlistade. För rödlistade arter har rödlistekategorin angivits inom parentes. Typiska arter inom Natura 2000 som är kopplade till skogsekosystem har markerats med (T).</w:t>
       </w:r>
     </w:p>
     <w:p>
       <w:r>
-        <w:t>De påträffade naturvårdsarterna är ett tydligt kvitto på att detta rör sig om en skog med höga naturvärden. I Figur 1 visas en karta över det avverkningsanmälda området, där samtliga fyndplatser för naturvårdsarter som finns registrerade på Artportalen har markerats.</w:t>
+        <w:t>De påträffade naturvårdsarterna är ett tydligt kvitto på att det rör sig om en skog med höga naturvärden.</w:t>
+      </w:r>
+      <w:r>
+        <w:t xml:space="preserve"> I Figur 1 visas fyndplatser för naturvårdsarter i området, som finns registrerade på Artportalen.</w:t>
       </w:r>
     </w:p>
     <w:p>
@@ -206,7 +209,7 @@
       <w:r>
         <w:drawing>
           <wp:inline xmlns:a="http://schemas.openxmlformats.org/drawingml/2006/main" xmlns:pic="http://schemas.openxmlformats.org/drawingml/2006/picture">
-            <wp:extent cx="5486400" cy="3832817"/>
+            <wp:extent cx="5486400" cy="5079162"/>
             <wp:docPr id="1" name="Picture 1"/>
             <wp:cNvGraphicFramePr>
               <a:graphicFrameLocks noChangeAspect="1"/>
@@ -227,7 +230,7 @@
                   <pic:spPr>
                     <a:xfrm>
                       <a:off x="0" y="0"/>
-                      <a:ext cx="5486400" cy="3832817"/>
+                      <a:ext cx="5486400" cy="5079162"/>
                     </a:xfrm>
                     <a:prstGeom prst="rect"/>
                   </pic:spPr>
@@ -241,9 +244,30 @@
     <w:p>
       <w:pPr>
         <w:pStyle w:val="Caption"/>
+        <w:spacing w:after="240"/>
       </w:pPr>
       <w:r>
-        <w:t>Figur 1. Fyndplatser för naturvårdsarter i det avverkningsanmälda området (röd linje). Markörer utan svart kant är placerade på fyndplatsen. Markörer med svart kant är placerade vid sidan av fyndplatsen och har ett svart streck som visar fyndplatsens exakta position. Kartans mittpunktskoordinat är N 7182773, E 731920 i SWEREF 99 TM.</w:t>
+        <w:t>Figur 1. Fyndplatser för naturvårdsarter i och inom 14 meter från avverkningsanmälan (röd linje). Markörer utan svart kant är placerade på fyndplatsen. Markörer med svart kant är placerade vid sidan av fyndplatsen och har ett svart streck som visar fyndplatsens exakta position. Kartans mittpunktskoordinat är N 7182773, E 731920 i SWEREF 99 TM.</w:t>
+      </w:r>
+    </w:p>
+    <w:p>
+      <w:r>
+        <w:rPr>
+          <w:b/>
+        </w:rPr>
+        <w:t>Gammelgransskål (NT)</w:t>
+      </w:r>
+      <w:r>
+        <w:t xml:space="preserve"> är en liten skålsvamp som växer på gamla granar med skrovlig bark. Typiska växtplatser är gransumpskog i myrkanter, bäckdråg, bäckraviner och skuggiga bergssluttningar, men också skog på torrare mark kan hysa arten om beståndet har stark naturskogskaraktär. Bestånd med arten bör behandlas som nyckelbiotoper och sparas vid en slutavverkning. Även gallring bör undvikas. Gammelgransskål är typisk art för </w:t>
+      </w:r>
+      <w:r>
+        <w:rPr>
+          <w:i/>
+        </w:rPr>
+        <w:t>9010 Taiga</w:t>
+      </w:r>
+      <w:r>
+        <w:t xml:space="preserve"> (SLU Artdatabanken, 2024; Nitare &amp; Skogsstyrelsen, 2019).</w:t>
       </w:r>
     </w:p>
     <w:p>
@@ -273,44 +297,6 @@
       </w:r>
       <w:r>
         <w:t xml:space="preserve"> (SLU Artdatabanken, 2026).</w:t>
-      </w:r>
-    </w:p>
-    <w:p>
-      <w:r>
-        <w:rPr>
-          <w:b/>
-        </w:rPr>
-        <w:t>Granticka</w:t>
-      </w:r>
-      <w:r>
-        <w:t xml:space="preserve"> förekommer främst i äldre skogar med naturskogskaraktär, liksom i dimensionsavverkade och plockhuggna skogar. I äldre grannaturskog i norra Sverige är den alltjämt en förhållandevis vanlig karaktärsart, medan den längre söderut blir allt mer sällsynt. I Götaland och delar av Svealand är den en god signalart för skyddsvärda granskogsmiljöer. Arten bedöms ha minskat starkt under senare år på grund av skogsavverkningar, då den framför allt växer i äldre granskog med långvarig grankontinuitet. I urskogsliknande bestånd i norra Sverige kan ibland påträffas den mycket sällsynta tickan grantickeporing (VU), som lever på döda grantickor. Det som tidigare inbegripit grantickan har visat sig röra sig om två arter; tajgagranticka </w:t>
-      </w:r>
-      <w:r>
-        <w:rPr>
-          <w:i/>
-        </w:rPr>
-        <w:t>Porodaedalea abietis</w:t>
-      </w:r>
-      <w:r>
-        <w:t xml:space="preserve"> (LC) och </w:t>
-      </w:r>
-      <w:r>
-        <w:rPr>
-          <w:i/>
-        </w:rPr>
-        <w:t>Porodaedalea chrysoloma</w:t>
-      </w:r>
-      <w:r>
-        <w:t xml:space="preserve"> (DD). Den nordligare arten, tajgagranticka, bildar större fruktkroppar och har sin främsta förekomst i norra Sverige, medan den mer tunnköttiga arten, </w:t>
-      </w:r>
-      <w:r>
-        <w:rPr>
-          <w:i/>
-        </w:rPr>
-        <w:t>P. chrysoloma</w:t>
-      </w:r>
-      <w:r>
-        <w:t>, förekommer i sydöstra Sverige och på Gotland (SLU Artdatabanken, 2026; Nitare &amp; Skogsstyrelsen, 2019).</w:t>
       </w:r>
     </w:p>
     <w:p>
@@ -693,7 +679,7 @@
 </file>
 
 <file path=word/endnotes.xml><?xml version="1.0" encoding="utf-8"?>
-<w:endnotes xmlns:wpc="http://schemas.microsoft.com/office/word/2010/wordprocessingCanvas" xmlns:cx="http://schemas.microsoft.com/office/drawing/2014/chartex" xmlns:cx1="http://schemas.microsoft.com/office/drawing/2015/9/8/chartex" xmlns:cx2="http://schemas.microsoft.com/office/drawing/2015/10/21/chartex" xmlns:cx3="http://schemas.microsoft.com/office/drawing/2016/5/9/chartex" xmlns:cx4="http://schemas.microsoft.com/office/drawing/2016/5/10/chartex" xmlns:cx5="http://schemas.microsoft.com/office/drawing/2016/5/11/chartex" xmlns:cx6="http://schemas.microsoft.com/office/drawing/2016/5/12/chartex" xmlns:cx7="http://schemas.microsoft.com/office/drawing/2016/5/13/chartex" xmlns:cx8="http://schemas.microsoft.com/office/drawing/2016/5/14/chartex" xmlns:mc="http://schemas.openxmlformats.org/markup-compatibility/2006" xmlns:aink="http://schemas.microsoft.com/office/drawing/2016/ink" xmlns:am3d="http://schemas.microsoft.com/office/drawing/2017/model3d" xmlns:o="urn:schemas-microsoft-com:office:office" xmlns:oel="http://schemas.microsoft.com/office/2019/extlst" xmlns:r="http://schemas.openxmlformats.org/officeDocument/2006/relationships" xmlns:m="http://schemas.openxmlformats.org/officeDocument/2006/math" xmlns:v="urn:schemas-microsoft-com:vml" xmlns:wp14="http://schemas.microsoft.com/office/word/2010/wordprocessingDrawing" xmlns:wp="http://schemas.openxmlformats.org/drawingml/2006/wordprocessingDrawing" xmlns:w10="urn:schemas-microsoft-com:office:word" xmlns:w="http://schemas.openxmlformats.org/wordprocessingml/2006/main" xmlns:w14="http://schemas.microsoft.com/office/word/2010/wordml" xmlns:w15="http://schemas.microsoft.com/office/word/2012/wordml" xmlns:w16cex="http://schemas.microsoft.com/office/word/2018/wordml/cex" xmlns:w16cid="http://schemas.microsoft.com/office/word/2016/wordml/cid" xmlns:w16="http://schemas.microsoft.com/office/word/2018/wordml" xmlns:w16sdtdh="http://schemas.microsoft.com/office/word/2020/wordml/sdtdatahash" xmlns:w16se="http://schemas.microsoft.com/office/word/2015/wordml/symex" xmlns:wpg="http://schemas.microsoft.com/office/word/2010/wordprocessingGroup" xmlns:wpi="http://schemas.microsoft.com/office/word/2010/wordprocessingInk" xmlns:wne="http://schemas.microsoft.com/office/word/2006/wordml" xmlns:wps="http://schemas.microsoft.com/office/word/2010/wordprocessingShape" mc:Ignorable="w14 w15 w16se w16cid w16 w16cex w16sdtdh wp14">
+<w:endnotes xmlns:wpc="http://schemas.microsoft.com/office/word/2010/wordprocessingCanvas" xmlns:cx="http://schemas.microsoft.com/office/drawing/2014/chartex" xmlns:cx1="http://schemas.microsoft.com/office/drawing/2015/9/8/chartex" xmlns:cx2="http://schemas.microsoft.com/office/drawing/2015/10/21/chartex" xmlns:cx3="http://schemas.microsoft.com/office/drawing/2016/5/9/chartex" xmlns:cx4="http://schemas.microsoft.com/office/drawing/2016/5/10/chartex" xmlns:cx5="http://schemas.microsoft.com/office/drawing/2016/5/11/chartex" xmlns:cx6="http://schemas.microsoft.com/office/drawing/2016/5/12/chartex" xmlns:cx7="http://schemas.microsoft.com/office/drawing/2016/5/13/chartex" xmlns:cx8="http://schemas.microsoft.com/office/drawing/2016/5/14/chartex" xmlns:mc="http://schemas.openxmlformats.org/markup-compatibility/2006" xmlns:aink="http://schemas.microsoft.com/office/drawing/2016/ink" xmlns:am3d="http://schemas.microsoft.com/office/drawing/2017/model3d" xmlns:o="urn:schemas-microsoft-com:office:office" xmlns:oel="http://schemas.microsoft.com/office/2019/extlst" xmlns:r="http://schemas.openxmlformats.org/officeDocument/2006/relationships" xmlns:m="http://schemas.openxmlformats.org/officeDocument/2006/math" xmlns:v="urn:schemas-microsoft-com:vml" xmlns:wp14="http://schemas.microsoft.com/office/word/2010/wordprocessingDrawing" xmlns:wp="http://schemas.openxmlformats.org/drawingml/2006/wordprocessingDrawing" xmlns:w10="urn:schemas-microsoft-com:office:word" xmlns:w="http://schemas.openxmlformats.org/wordprocessingml/2006/main" xmlns:w14="http://schemas.microsoft.com/office/word/2010/wordml" xmlns:w15="http://schemas.microsoft.com/office/word/2012/wordml" xmlns:w16cex="http://schemas.microsoft.com/office/word/2018/wordml/cex" xmlns:w16cid="http://schemas.microsoft.com/office/word/2016/wordml/cid" xmlns:w16="http://schemas.microsoft.com/office/word/2018/wordml" xmlns:w16du="http://schemas.microsoft.com/office/word/2023/wordml/word16du" xmlns:w16sdtdh="http://schemas.microsoft.com/office/word/2020/wordml/sdtdatahash" xmlns:w16sdtfl="http://schemas.microsoft.com/office/word/2024/wordml/sdtformatlock" xmlns:w16se="http://schemas.microsoft.com/office/word/2015/wordml/symex" xmlns:wpg="http://schemas.microsoft.com/office/word/2010/wordprocessingGroup" xmlns:wpi="http://schemas.microsoft.com/office/word/2010/wordprocessingInk" xmlns:wne="http://schemas.microsoft.com/office/word/2006/wordml" xmlns:wps="http://schemas.microsoft.com/office/word/2010/wordprocessingShape" mc:Ignorable="w14 w15 w16se w16cid w16 w16cex w16sdtdh w16sdtfl w16du wp14">
   <w:endnote w:type="separator" w:id="-1">
     <w:p>
       <w:pPr>
@@ -718,7 +704,7 @@
 </file>
 
 <file path=word/footer1.xml><?xml version="1.0" encoding="utf-8"?>
-<w:ftr xmlns:wpc="http://schemas.microsoft.com/office/word/2010/wordprocessingCanvas" xmlns:cx="http://schemas.microsoft.com/office/drawing/2014/chartex" xmlns:cx1="http://schemas.microsoft.com/office/drawing/2015/9/8/chartex" xmlns:cx2="http://schemas.microsoft.com/office/drawing/2015/10/21/chartex" xmlns:cx3="http://schemas.microsoft.com/office/drawing/2016/5/9/chartex" xmlns:cx4="http://schemas.microsoft.com/office/drawing/2016/5/10/chartex" xmlns:cx5="http://schemas.microsoft.com/office/drawing/2016/5/11/chartex" xmlns:cx6="http://schemas.microsoft.com/office/drawing/2016/5/12/chartex" xmlns:cx7="http://schemas.microsoft.com/office/drawing/2016/5/13/chartex" xmlns:cx8="http://schemas.microsoft.com/office/drawing/2016/5/14/chartex" xmlns:mc="http://schemas.openxmlformats.org/markup-compatibility/2006" xmlns:aink="http://schemas.microsoft.com/office/drawing/2016/ink" xmlns:am3d="http://schemas.microsoft.com/office/drawing/2017/model3d" xmlns:o="urn:schemas-microsoft-com:office:office" xmlns:oel="http://schemas.microsoft.com/office/2019/extlst" xmlns:r="http://schemas.openxmlformats.org/officeDocument/2006/relationships" xmlns:m="http://schemas.openxmlformats.org/officeDocument/2006/math" xmlns:v="urn:schemas-microsoft-com:vml" xmlns:wp14="http://schemas.microsoft.com/office/word/2010/wordprocessingDrawing" xmlns:wp="http://schemas.openxmlformats.org/drawingml/2006/wordprocessingDrawing" xmlns:w10="urn:schemas-microsoft-com:office:word" xmlns:w="http://schemas.openxmlformats.org/wordprocessingml/2006/main" xmlns:w14="http://schemas.microsoft.com/office/word/2010/wordml" xmlns:w15="http://schemas.microsoft.com/office/word/2012/wordml" xmlns:w16cex="http://schemas.microsoft.com/office/word/2018/wordml/cex" xmlns:w16cid="http://schemas.microsoft.com/office/word/2016/wordml/cid" xmlns:w16="http://schemas.microsoft.com/office/word/2018/wordml" xmlns:w16sdtdh="http://schemas.microsoft.com/office/word/2020/wordml/sdtdatahash" xmlns:w16se="http://schemas.microsoft.com/office/word/2015/wordml/symex" xmlns:wpg="http://schemas.microsoft.com/office/word/2010/wordprocessingGroup" xmlns:wpi="http://schemas.microsoft.com/office/word/2010/wordprocessingInk" xmlns:wne="http://schemas.microsoft.com/office/word/2006/wordml" xmlns:wps="http://schemas.microsoft.com/office/word/2010/wordprocessingShape" mc:Ignorable="w14 w15 w16se w16cid w16 w16cex w16sdtdh wp14">
+<w:ftr xmlns:wpc="http://schemas.microsoft.com/office/word/2010/wordprocessingCanvas" xmlns:cx="http://schemas.microsoft.com/office/drawing/2014/chartex" xmlns:cx1="http://schemas.microsoft.com/office/drawing/2015/9/8/chartex" xmlns:cx2="http://schemas.microsoft.com/office/drawing/2015/10/21/chartex" xmlns:cx3="http://schemas.microsoft.com/office/drawing/2016/5/9/chartex" xmlns:cx4="http://schemas.microsoft.com/office/drawing/2016/5/10/chartex" xmlns:cx5="http://schemas.microsoft.com/office/drawing/2016/5/11/chartex" xmlns:cx6="http://schemas.microsoft.com/office/drawing/2016/5/12/chartex" xmlns:cx7="http://schemas.microsoft.com/office/drawing/2016/5/13/chartex" xmlns:cx8="http://schemas.microsoft.com/office/drawing/2016/5/14/chartex" xmlns:mc="http://schemas.openxmlformats.org/markup-compatibility/2006" xmlns:aink="http://schemas.microsoft.com/office/drawing/2016/ink" xmlns:am3d="http://schemas.microsoft.com/office/drawing/2017/model3d" xmlns:o="urn:schemas-microsoft-com:office:office" xmlns:oel="http://schemas.microsoft.com/office/2019/extlst" xmlns:r="http://schemas.openxmlformats.org/officeDocument/2006/relationships" xmlns:m="http://schemas.openxmlformats.org/officeDocument/2006/math" xmlns:v="urn:schemas-microsoft-com:vml" xmlns:wp14="http://schemas.microsoft.com/office/word/2010/wordprocessingDrawing" xmlns:wp="http://schemas.openxmlformats.org/drawingml/2006/wordprocessingDrawing" xmlns:w10="urn:schemas-microsoft-com:office:word" xmlns:w="http://schemas.openxmlformats.org/wordprocessingml/2006/main" xmlns:w14="http://schemas.microsoft.com/office/word/2010/wordml" xmlns:w15="http://schemas.microsoft.com/office/word/2012/wordml" xmlns:w16cex="http://schemas.microsoft.com/office/word/2018/wordml/cex" xmlns:w16cid="http://schemas.microsoft.com/office/word/2016/wordml/cid" xmlns:w16="http://schemas.microsoft.com/office/word/2018/wordml" xmlns:w16du="http://schemas.microsoft.com/office/word/2023/wordml/word16du" xmlns:w16sdtdh="http://schemas.microsoft.com/office/word/2020/wordml/sdtdatahash" xmlns:w16sdtfl="http://schemas.microsoft.com/office/word/2024/wordml/sdtformatlock" xmlns:w16se="http://schemas.microsoft.com/office/word/2015/wordml/symex" xmlns:wpg="http://schemas.microsoft.com/office/word/2010/wordprocessingGroup" xmlns:wpi="http://schemas.microsoft.com/office/word/2010/wordprocessingInk" xmlns:wne="http://schemas.microsoft.com/office/word/2006/wordml" xmlns:wps="http://schemas.microsoft.com/office/word/2010/wordprocessingShape" mc:Ignorable="w14 w15 w16se w16cid w16 w16cex w16sdtdh w16sdtfl w16du wp14">
   <w:p>
     <w:pPr>
       <w:pStyle w:val="Footer"/>
@@ -728,7 +714,7 @@
 </file>
 
 <file path=word/footer2.xml><?xml version="1.0" encoding="utf-8"?>
-<w:ftr xmlns:wpc="http://schemas.microsoft.com/office/word/2010/wordprocessingCanvas" xmlns:cx="http://schemas.microsoft.com/office/drawing/2014/chartex" xmlns:cx1="http://schemas.microsoft.com/office/drawing/2015/9/8/chartex" xmlns:cx2="http://schemas.microsoft.com/office/drawing/2015/10/21/chartex" xmlns:cx3="http://schemas.microsoft.com/office/drawing/2016/5/9/chartex" xmlns:cx4="http://schemas.microsoft.com/office/drawing/2016/5/10/chartex" xmlns:cx5="http://schemas.microsoft.com/office/drawing/2016/5/11/chartex" xmlns:cx6="http://schemas.microsoft.com/office/drawing/2016/5/12/chartex" xmlns:cx7="http://schemas.microsoft.com/office/drawing/2016/5/13/chartex" xmlns:cx8="http://schemas.microsoft.com/office/drawing/2016/5/14/chartex" xmlns:mc="http://schemas.openxmlformats.org/markup-compatibility/2006" xmlns:aink="http://schemas.microsoft.com/office/drawing/2016/ink" xmlns:am3d="http://schemas.microsoft.com/office/drawing/2017/model3d" xmlns:o="urn:schemas-microsoft-com:office:office" xmlns:oel="http://schemas.microsoft.com/office/2019/extlst" xmlns:r="http://schemas.openxmlformats.org/officeDocument/2006/relationships" xmlns:m="http://schemas.openxmlformats.org/officeDocument/2006/math" xmlns:v="urn:schemas-microsoft-com:vml" xmlns:wp14="http://schemas.microsoft.com/office/word/2010/wordprocessingDrawing" xmlns:wp="http://schemas.openxmlformats.org/drawingml/2006/wordprocessingDrawing" xmlns:w10="urn:schemas-microsoft-com:office:word" xmlns:w="http://schemas.openxmlformats.org/wordprocessingml/2006/main" xmlns:w14="http://schemas.microsoft.com/office/word/2010/wordml" xmlns:w15="http://schemas.microsoft.com/office/word/2012/wordml" xmlns:w16cex="http://schemas.microsoft.com/office/word/2018/wordml/cex" xmlns:w16cid="http://schemas.microsoft.com/office/word/2016/wordml/cid" xmlns:w16="http://schemas.microsoft.com/office/word/2018/wordml" xmlns:w16sdtdh="http://schemas.microsoft.com/office/word/2020/wordml/sdtdatahash" xmlns:w16se="http://schemas.microsoft.com/office/word/2015/wordml/symex" xmlns:wpg="http://schemas.microsoft.com/office/word/2010/wordprocessingGroup" xmlns:wpi="http://schemas.microsoft.com/office/word/2010/wordprocessingInk" xmlns:wne="http://schemas.microsoft.com/office/word/2006/wordml" xmlns:wps="http://schemas.microsoft.com/office/word/2010/wordprocessingShape" mc:Ignorable="w14 w15 w16se w16cid w16 w16cex w16sdtdh wp14">
+<w:ftr xmlns:wpc="http://schemas.microsoft.com/office/word/2010/wordprocessingCanvas" xmlns:cx="http://schemas.microsoft.com/office/drawing/2014/chartex" xmlns:cx1="http://schemas.microsoft.com/office/drawing/2015/9/8/chartex" xmlns:cx2="http://schemas.microsoft.com/office/drawing/2015/10/21/chartex" xmlns:cx3="http://schemas.microsoft.com/office/drawing/2016/5/9/chartex" xmlns:cx4="http://schemas.microsoft.com/office/drawing/2016/5/10/chartex" xmlns:cx5="http://schemas.microsoft.com/office/drawing/2016/5/11/chartex" xmlns:cx6="http://schemas.microsoft.com/office/drawing/2016/5/12/chartex" xmlns:cx7="http://schemas.microsoft.com/office/drawing/2016/5/13/chartex" xmlns:cx8="http://schemas.microsoft.com/office/drawing/2016/5/14/chartex" xmlns:mc="http://schemas.openxmlformats.org/markup-compatibility/2006" xmlns:aink="http://schemas.microsoft.com/office/drawing/2016/ink" xmlns:am3d="http://schemas.microsoft.com/office/drawing/2017/model3d" xmlns:o="urn:schemas-microsoft-com:office:office" xmlns:oel="http://schemas.microsoft.com/office/2019/extlst" xmlns:r="http://schemas.openxmlformats.org/officeDocument/2006/relationships" xmlns:m="http://schemas.openxmlformats.org/officeDocument/2006/math" xmlns:v="urn:schemas-microsoft-com:vml" xmlns:wp14="http://schemas.microsoft.com/office/word/2010/wordprocessingDrawing" xmlns:wp="http://schemas.openxmlformats.org/drawingml/2006/wordprocessingDrawing" xmlns:w10="urn:schemas-microsoft-com:office:word" xmlns:w="http://schemas.openxmlformats.org/wordprocessingml/2006/main" xmlns:w14="http://schemas.microsoft.com/office/word/2010/wordml" xmlns:w15="http://schemas.microsoft.com/office/word/2012/wordml" xmlns:w16cex="http://schemas.microsoft.com/office/word/2018/wordml/cex" xmlns:w16cid="http://schemas.microsoft.com/office/word/2016/wordml/cid" xmlns:w16="http://schemas.microsoft.com/office/word/2018/wordml" xmlns:w16du="http://schemas.microsoft.com/office/word/2023/wordml/word16du" xmlns:w16sdtdh="http://schemas.microsoft.com/office/word/2020/wordml/sdtdatahash" xmlns:w16sdtfl="http://schemas.microsoft.com/office/word/2024/wordml/sdtformatlock" xmlns:w16se="http://schemas.microsoft.com/office/word/2015/wordml/symex" xmlns:wpg="http://schemas.microsoft.com/office/word/2010/wordprocessingGroup" xmlns:wpi="http://schemas.microsoft.com/office/word/2010/wordprocessingInk" xmlns:wne="http://schemas.microsoft.com/office/word/2006/wordml" xmlns:wps="http://schemas.microsoft.com/office/word/2010/wordprocessingShape" mc:Ignorable="w14 w15 w16se w16cid w16 w16cex w16sdtdh w16sdtfl w16du wp14">
   <w:p>
     <w:pPr>
       <w:pStyle w:val="Footer"/>
@@ -738,7 +724,7 @@
 </file>
 
 <file path=word/footer3.xml><?xml version="1.0" encoding="utf-8"?>
-<w:ftr xmlns:wpc="http://schemas.microsoft.com/office/word/2010/wordprocessingCanvas" xmlns:cx="http://schemas.microsoft.com/office/drawing/2014/chartex" xmlns:cx1="http://schemas.microsoft.com/office/drawing/2015/9/8/chartex" xmlns:cx2="http://schemas.microsoft.com/office/drawing/2015/10/21/chartex" xmlns:cx3="http://schemas.microsoft.com/office/drawing/2016/5/9/chartex" xmlns:cx4="http://schemas.microsoft.com/office/drawing/2016/5/10/chartex" xmlns:cx5="http://schemas.microsoft.com/office/drawing/2016/5/11/chartex" xmlns:cx6="http://schemas.microsoft.com/office/drawing/2016/5/12/chartex" xmlns:cx7="http://schemas.microsoft.com/office/drawing/2016/5/13/chartex" xmlns:cx8="http://schemas.microsoft.com/office/drawing/2016/5/14/chartex" xmlns:mc="http://schemas.openxmlformats.org/markup-compatibility/2006" xmlns:aink="http://schemas.microsoft.com/office/drawing/2016/ink" xmlns:am3d="http://schemas.microsoft.com/office/drawing/2017/model3d" xmlns:o="urn:schemas-microsoft-com:office:office" xmlns:oel="http://schemas.microsoft.com/office/2019/extlst" xmlns:r="http://schemas.openxmlformats.org/officeDocument/2006/relationships" xmlns:m="http://schemas.openxmlformats.org/officeDocument/2006/math" xmlns:v="urn:schemas-microsoft-com:vml" xmlns:wp14="http://schemas.microsoft.com/office/word/2010/wordprocessingDrawing" xmlns:wp="http://schemas.openxmlformats.org/drawingml/2006/wordprocessingDrawing" xmlns:w10="urn:schemas-microsoft-com:office:word" xmlns:w="http://schemas.openxmlformats.org/wordprocessingml/2006/main" xmlns:w14="http://schemas.microsoft.com/office/word/2010/wordml" xmlns:w15="http://schemas.microsoft.com/office/word/2012/wordml" xmlns:w16cex="http://schemas.microsoft.com/office/word/2018/wordml/cex" xmlns:w16cid="http://schemas.microsoft.com/office/word/2016/wordml/cid" xmlns:w16="http://schemas.microsoft.com/office/word/2018/wordml" xmlns:w16sdtdh="http://schemas.microsoft.com/office/word/2020/wordml/sdtdatahash" xmlns:w16se="http://schemas.microsoft.com/office/word/2015/wordml/symex" xmlns:wpg="http://schemas.microsoft.com/office/word/2010/wordprocessingGroup" xmlns:wpi="http://schemas.microsoft.com/office/word/2010/wordprocessingInk" xmlns:wne="http://schemas.microsoft.com/office/word/2006/wordml" xmlns:wps="http://schemas.microsoft.com/office/word/2010/wordprocessingShape" mc:Ignorable="w14 w15 w16se w16cid w16 w16cex w16sdtdh wp14">
+<w:ftr xmlns:wpc="http://schemas.microsoft.com/office/word/2010/wordprocessingCanvas" xmlns:cx="http://schemas.microsoft.com/office/drawing/2014/chartex" xmlns:cx1="http://schemas.microsoft.com/office/drawing/2015/9/8/chartex" xmlns:cx2="http://schemas.microsoft.com/office/drawing/2015/10/21/chartex" xmlns:cx3="http://schemas.microsoft.com/office/drawing/2016/5/9/chartex" xmlns:cx4="http://schemas.microsoft.com/office/drawing/2016/5/10/chartex" xmlns:cx5="http://schemas.microsoft.com/office/drawing/2016/5/11/chartex" xmlns:cx6="http://schemas.microsoft.com/office/drawing/2016/5/12/chartex" xmlns:cx7="http://schemas.microsoft.com/office/drawing/2016/5/13/chartex" xmlns:cx8="http://schemas.microsoft.com/office/drawing/2016/5/14/chartex" xmlns:mc="http://schemas.openxmlformats.org/markup-compatibility/2006" xmlns:aink="http://schemas.microsoft.com/office/drawing/2016/ink" xmlns:am3d="http://schemas.microsoft.com/office/drawing/2017/model3d" xmlns:o="urn:schemas-microsoft-com:office:office" xmlns:oel="http://schemas.microsoft.com/office/2019/extlst" xmlns:r="http://schemas.openxmlformats.org/officeDocument/2006/relationships" xmlns:m="http://schemas.openxmlformats.org/officeDocument/2006/math" xmlns:v="urn:schemas-microsoft-com:vml" xmlns:wp14="http://schemas.microsoft.com/office/word/2010/wordprocessingDrawing" xmlns:wp="http://schemas.openxmlformats.org/drawingml/2006/wordprocessingDrawing" xmlns:w10="urn:schemas-microsoft-com:office:word" xmlns:w="http://schemas.openxmlformats.org/wordprocessingml/2006/main" xmlns:w14="http://schemas.microsoft.com/office/word/2010/wordml" xmlns:w15="http://schemas.microsoft.com/office/word/2012/wordml" xmlns:w16cex="http://schemas.microsoft.com/office/word/2018/wordml/cex" xmlns:w16cid="http://schemas.microsoft.com/office/word/2016/wordml/cid" xmlns:w16="http://schemas.microsoft.com/office/word/2018/wordml" xmlns:w16du="http://schemas.microsoft.com/office/word/2023/wordml/word16du" xmlns:w16sdtdh="http://schemas.microsoft.com/office/word/2020/wordml/sdtdatahash" xmlns:w16sdtfl="http://schemas.microsoft.com/office/word/2024/wordml/sdtformatlock" xmlns:w16se="http://schemas.microsoft.com/office/word/2015/wordml/symex" xmlns:wpg="http://schemas.microsoft.com/office/word/2010/wordprocessingGroup" xmlns:wpi="http://schemas.microsoft.com/office/word/2010/wordprocessingInk" xmlns:wne="http://schemas.microsoft.com/office/word/2006/wordml" xmlns:wps="http://schemas.microsoft.com/office/word/2010/wordprocessingShape" mc:Ignorable="w14 w15 w16se w16cid w16 w16cex w16sdtdh w16sdtfl w16du wp14">
   <w:p>
     <w:pPr>
       <w:pStyle w:val="Footer"/>
@@ -748,7 +734,7 @@
 </file>
 
 <file path=word/footnotes.xml><?xml version="1.0" encoding="utf-8"?>
-<w:footnotes xmlns:wpc="http://schemas.microsoft.com/office/word/2010/wordprocessingCanvas" xmlns:cx="http://schemas.microsoft.com/office/drawing/2014/chartex" xmlns:cx1="http://schemas.microsoft.com/office/drawing/2015/9/8/chartex" xmlns:cx2="http://schemas.microsoft.com/office/drawing/2015/10/21/chartex" xmlns:cx3="http://schemas.microsoft.com/office/drawing/2016/5/9/chartex" xmlns:cx4="http://schemas.microsoft.com/office/drawing/2016/5/10/chartex" xmlns:cx5="http://schemas.microsoft.com/office/drawing/2016/5/11/chartex" xmlns:cx6="http://schemas.microsoft.com/office/drawing/2016/5/12/chartex" xmlns:cx7="http://schemas.microsoft.com/office/drawing/2016/5/13/chartex" xmlns:cx8="http://schemas.microsoft.com/office/drawing/2016/5/14/chartex" xmlns:mc="http://schemas.openxmlformats.org/markup-compatibility/2006" xmlns:aink="http://schemas.microsoft.com/office/drawing/2016/ink" xmlns:am3d="http://schemas.microsoft.com/office/drawing/2017/model3d" xmlns:o="urn:schemas-microsoft-com:office:office" xmlns:oel="http://schemas.microsoft.com/office/2019/extlst" xmlns:r="http://schemas.openxmlformats.org/officeDocument/2006/relationships" xmlns:m="http://schemas.openxmlformats.org/officeDocument/2006/math" xmlns:v="urn:schemas-microsoft-com:vml" xmlns:wp14="http://schemas.microsoft.com/office/word/2010/wordprocessingDrawing" xmlns:wp="http://schemas.openxmlformats.org/drawingml/2006/wordprocessingDrawing" xmlns:w10="urn:schemas-microsoft-com:office:word" xmlns:w="http://schemas.openxmlformats.org/wordprocessingml/2006/main" xmlns:w14="http://schemas.microsoft.com/office/word/2010/wordml" xmlns:w15="http://schemas.microsoft.com/office/word/2012/wordml" xmlns:w16cex="http://schemas.microsoft.com/office/word/2018/wordml/cex" xmlns:w16cid="http://schemas.microsoft.com/office/word/2016/wordml/cid" xmlns:w16="http://schemas.microsoft.com/office/word/2018/wordml" xmlns:w16sdtdh="http://schemas.microsoft.com/office/word/2020/wordml/sdtdatahash" xmlns:w16se="http://schemas.microsoft.com/office/word/2015/wordml/symex" xmlns:wpg="http://schemas.microsoft.com/office/word/2010/wordprocessingGroup" xmlns:wpi="http://schemas.microsoft.com/office/word/2010/wordprocessingInk" xmlns:wne="http://schemas.microsoft.com/office/word/2006/wordml" xmlns:wps="http://schemas.microsoft.com/office/word/2010/wordprocessingShape" mc:Ignorable="w14 w15 w16se w16cid w16 w16cex w16sdtdh wp14">
+<w:footnotes xmlns:wpc="http://schemas.microsoft.com/office/word/2010/wordprocessingCanvas" xmlns:cx="http://schemas.microsoft.com/office/drawing/2014/chartex" xmlns:cx1="http://schemas.microsoft.com/office/drawing/2015/9/8/chartex" xmlns:cx2="http://schemas.microsoft.com/office/drawing/2015/10/21/chartex" xmlns:cx3="http://schemas.microsoft.com/office/drawing/2016/5/9/chartex" xmlns:cx4="http://schemas.microsoft.com/office/drawing/2016/5/10/chartex" xmlns:cx5="http://schemas.microsoft.com/office/drawing/2016/5/11/chartex" xmlns:cx6="http://schemas.microsoft.com/office/drawing/2016/5/12/chartex" xmlns:cx7="http://schemas.microsoft.com/office/drawing/2016/5/13/chartex" xmlns:cx8="http://schemas.microsoft.com/office/drawing/2016/5/14/chartex" xmlns:mc="http://schemas.openxmlformats.org/markup-compatibility/2006" xmlns:aink="http://schemas.microsoft.com/office/drawing/2016/ink" xmlns:am3d="http://schemas.microsoft.com/office/drawing/2017/model3d" xmlns:o="urn:schemas-microsoft-com:office:office" xmlns:oel="http://schemas.microsoft.com/office/2019/extlst" xmlns:r="http://schemas.openxmlformats.org/officeDocument/2006/relationships" xmlns:m="http://schemas.openxmlformats.org/officeDocument/2006/math" xmlns:v="urn:schemas-microsoft-com:vml" xmlns:wp14="http://schemas.microsoft.com/office/word/2010/wordprocessingDrawing" xmlns:wp="http://schemas.openxmlformats.org/drawingml/2006/wordprocessingDrawing" xmlns:w10="urn:schemas-microsoft-com:office:word" xmlns:w="http://schemas.openxmlformats.org/wordprocessingml/2006/main" xmlns:w14="http://schemas.microsoft.com/office/word/2010/wordml" xmlns:w15="http://schemas.microsoft.com/office/word/2012/wordml" xmlns:w16cex="http://schemas.microsoft.com/office/word/2018/wordml/cex" xmlns:w16cid="http://schemas.microsoft.com/office/word/2016/wordml/cid" xmlns:w16="http://schemas.microsoft.com/office/word/2018/wordml" xmlns:w16du="http://schemas.microsoft.com/office/word/2023/wordml/word16du" xmlns:w16sdtdh="http://schemas.microsoft.com/office/word/2020/wordml/sdtdatahash" xmlns:w16sdtfl="http://schemas.microsoft.com/office/word/2024/wordml/sdtformatlock" xmlns:w16se="http://schemas.microsoft.com/office/word/2015/wordml/symex" xmlns:wpg="http://schemas.microsoft.com/office/word/2010/wordprocessingGroup" xmlns:wpi="http://schemas.microsoft.com/office/word/2010/wordprocessingInk" xmlns:wne="http://schemas.microsoft.com/office/word/2006/wordml" xmlns:wps="http://schemas.microsoft.com/office/word/2010/wordprocessingShape" mc:Ignorable="w14 w15 w16se w16cid w16 w16cex w16sdtdh w16sdtfl w16du wp14">
   <w:footnote w:type="separator" w:id="-1">
     <w:p>
       <w:pPr>
@@ -773,7 +759,7 @@
 </file>
 
 <file path=word/header1.xml><?xml version="1.0" encoding="utf-8"?>
-<w:hdr xmlns:wpc="http://schemas.microsoft.com/office/word/2010/wordprocessingCanvas" xmlns:cx="http://schemas.microsoft.com/office/drawing/2014/chartex" xmlns:cx1="http://schemas.microsoft.com/office/drawing/2015/9/8/chartex" xmlns:cx2="http://schemas.microsoft.com/office/drawing/2015/10/21/chartex" xmlns:cx3="http://schemas.microsoft.com/office/drawing/2016/5/9/chartex" xmlns:cx4="http://schemas.microsoft.com/office/drawing/2016/5/10/chartex" xmlns:cx5="http://schemas.microsoft.com/office/drawing/2016/5/11/chartex" xmlns:cx6="http://schemas.microsoft.com/office/drawing/2016/5/12/chartex" xmlns:cx7="http://schemas.microsoft.com/office/drawing/2016/5/13/chartex" xmlns:cx8="http://schemas.microsoft.com/office/drawing/2016/5/14/chartex" xmlns:mc="http://schemas.openxmlformats.org/markup-compatibility/2006" xmlns:aink="http://schemas.microsoft.com/office/drawing/2016/ink" xmlns:am3d="http://schemas.microsoft.com/office/drawing/2017/model3d" xmlns:o="urn:schemas-microsoft-com:office:office" xmlns:oel="http://schemas.microsoft.com/office/2019/extlst" xmlns:r="http://schemas.openxmlformats.org/officeDocument/2006/relationships" xmlns:m="http://schemas.openxmlformats.org/officeDocument/2006/math" xmlns:v="urn:schemas-microsoft-com:vml" xmlns:wp14="http://schemas.microsoft.com/office/word/2010/wordprocessingDrawing" xmlns:wp="http://schemas.openxmlformats.org/drawingml/2006/wordprocessingDrawing" xmlns:w10="urn:schemas-microsoft-com:office:word" xmlns:w="http://schemas.openxmlformats.org/wordprocessingml/2006/main" xmlns:w14="http://schemas.microsoft.com/office/word/2010/wordml" xmlns:w15="http://schemas.microsoft.com/office/word/2012/wordml" xmlns:w16cex="http://schemas.microsoft.com/office/word/2018/wordml/cex" xmlns:w16cid="http://schemas.microsoft.com/office/word/2016/wordml/cid" xmlns:w16="http://schemas.microsoft.com/office/word/2018/wordml" xmlns:w16sdtdh="http://schemas.microsoft.com/office/word/2020/wordml/sdtdatahash" xmlns:w16se="http://schemas.microsoft.com/office/word/2015/wordml/symex" xmlns:wpg="http://schemas.microsoft.com/office/word/2010/wordprocessingGroup" xmlns:wpi="http://schemas.microsoft.com/office/word/2010/wordprocessingInk" xmlns:wne="http://schemas.microsoft.com/office/word/2006/wordml" xmlns:wps="http://schemas.microsoft.com/office/word/2010/wordprocessingShape" mc:Ignorable="w14 w15 w16se w16cid w16 w16cex w16sdtdh wp14">
+<w:hdr xmlns:wpc="http://schemas.microsoft.com/office/word/2010/wordprocessingCanvas" xmlns:cx="http://schemas.microsoft.com/office/drawing/2014/chartex" xmlns:cx1="http://schemas.microsoft.com/office/drawing/2015/9/8/chartex" xmlns:cx2="http://schemas.microsoft.com/office/drawing/2015/10/21/chartex" xmlns:cx3="http://schemas.microsoft.com/office/drawing/2016/5/9/chartex" xmlns:cx4="http://schemas.microsoft.com/office/drawing/2016/5/10/chartex" xmlns:cx5="http://schemas.microsoft.com/office/drawing/2016/5/11/chartex" xmlns:cx6="http://schemas.microsoft.com/office/drawing/2016/5/12/chartex" xmlns:cx7="http://schemas.microsoft.com/office/drawing/2016/5/13/chartex" xmlns:cx8="http://schemas.microsoft.com/office/drawing/2016/5/14/chartex" xmlns:mc="http://schemas.openxmlformats.org/markup-compatibility/2006" xmlns:aink="http://schemas.microsoft.com/office/drawing/2016/ink" xmlns:am3d="http://schemas.microsoft.com/office/drawing/2017/model3d" xmlns:o="urn:schemas-microsoft-com:office:office" xmlns:oel="http://schemas.microsoft.com/office/2019/extlst" xmlns:r="http://schemas.openxmlformats.org/officeDocument/2006/relationships" xmlns:m="http://schemas.openxmlformats.org/officeDocument/2006/math" xmlns:v="urn:schemas-microsoft-com:vml" xmlns:wp14="http://schemas.microsoft.com/office/word/2010/wordprocessingDrawing" xmlns:wp="http://schemas.openxmlformats.org/drawingml/2006/wordprocessingDrawing" xmlns:w10="urn:schemas-microsoft-com:office:word" xmlns:w="http://schemas.openxmlformats.org/wordprocessingml/2006/main" xmlns:w14="http://schemas.microsoft.com/office/word/2010/wordml" xmlns:w15="http://schemas.microsoft.com/office/word/2012/wordml" xmlns:w16cex="http://schemas.microsoft.com/office/word/2018/wordml/cex" xmlns:w16cid="http://schemas.microsoft.com/office/word/2016/wordml/cid" xmlns:w16="http://schemas.microsoft.com/office/word/2018/wordml" xmlns:w16du="http://schemas.microsoft.com/office/word/2023/wordml/word16du" xmlns:w16sdtdh="http://schemas.microsoft.com/office/word/2020/wordml/sdtdatahash" xmlns:w16sdtfl="http://schemas.microsoft.com/office/word/2024/wordml/sdtformatlock" xmlns:w16se="http://schemas.microsoft.com/office/word/2015/wordml/symex" xmlns:wpg="http://schemas.microsoft.com/office/word/2010/wordprocessingGroup" xmlns:wpi="http://schemas.microsoft.com/office/word/2010/wordprocessingInk" xmlns:wne="http://schemas.microsoft.com/office/word/2006/wordml" xmlns:wps="http://schemas.microsoft.com/office/word/2010/wordprocessingShape" mc:Ignorable="w14 w15 w16se w16cid w16 w16cex w16sdtdh w16sdtfl w16du wp14">
   <w:p>
     <w:pPr>
       <w:pStyle w:val="Header"/>
@@ -783,7 +769,7 @@
 </file>
 
 <file path=word/header2.xml><?xml version="1.0" encoding="utf-8"?>
-<w:hdr xmlns:wpc="http://schemas.microsoft.com/office/word/2010/wordprocessingCanvas" xmlns:cx="http://schemas.microsoft.com/office/drawing/2014/chartex" xmlns:cx1="http://schemas.microsoft.com/office/drawing/2015/9/8/chartex" xmlns:cx2="http://schemas.microsoft.com/office/drawing/2015/10/21/chartex" xmlns:cx3="http://schemas.microsoft.com/office/drawing/2016/5/9/chartex" xmlns:cx4="http://schemas.microsoft.com/office/drawing/2016/5/10/chartex" xmlns:cx5="http://schemas.microsoft.com/office/drawing/2016/5/11/chartex" xmlns:cx6="http://schemas.microsoft.com/office/drawing/2016/5/12/chartex" xmlns:cx7="http://schemas.microsoft.com/office/drawing/2016/5/13/chartex" xmlns:cx8="http://schemas.microsoft.com/office/drawing/2016/5/14/chartex" xmlns:mc="http://schemas.openxmlformats.org/markup-compatibility/2006" xmlns:aink="http://schemas.microsoft.com/office/drawing/2016/ink" xmlns:am3d="http://schemas.microsoft.com/office/drawing/2017/model3d" xmlns:o="urn:schemas-microsoft-com:office:office" xmlns:oel="http://schemas.microsoft.com/office/2019/extlst" xmlns:r="http://schemas.openxmlformats.org/officeDocument/2006/relationships" xmlns:m="http://schemas.openxmlformats.org/officeDocument/2006/math" xmlns:v="urn:schemas-microsoft-com:vml" xmlns:wp14="http://schemas.microsoft.com/office/word/2010/wordprocessingDrawing" xmlns:wp="http://schemas.openxmlformats.org/drawingml/2006/wordprocessingDrawing" xmlns:w10="urn:schemas-microsoft-com:office:word" xmlns:w="http://schemas.openxmlformats.org/wordprocessingml/2006/main" xmlns:w14="http://schemas.microsoft.com/office/word/2010/wordml" xmlns:w15="http://schemas.microsoft.com/office/word/2012/wordml" xmlns:w16cex="http://schemas.microsoft.com/office/word/2018/wordml/cex" xmlns:w16cid="http://schemas.microsoft.com/office/word/2016/wordml/cid" xmlns:w16="http://schemas.microsoft.com/office/word/2018/wordml" xmlns:w16sdtdh="http://schemas.microsoft.com/office/word/2020/wordml/sdtdatahash" xmlns:w16se="http://schemas.microsoft.com/office/word/2015/wordml/symex" xmlns:wpg="http://schemas.microsoft.com/office/word/2010/wordprocessingGroup" xmlns:wpi="http://schemas.microsoft.com/office/word/2010/wordprocessingInk" xmlns:wne="http://schemas.microsoft.com/office/word/2006/wordml" xmlns:wps="http://schemas.microsoft.com/office/word/2010/wordprocessingShape" mc:Ignorable="w14 w15 w16se w16cid w16 w16cex w16sdtdh wp14">
+<w:hdr xmlns:wpc="http://schemas.microsoft.com/office/word/2010/wordprocessingCanvas" xmlns:cx="http://schemas.microsoft.com/office/drawing/2014/chartex" xmlns:cx1="http://schemas.microsoft.com/office/drawing/2015/9/8/chartex" xmlns:cx2="http://schemas.microsoft.com/office/drawing/2015/10/21/chartex" xmlns:cx3="http://schemas.microsoft.com/office/drawing/2016/5/9/chartex" xmlns:cx4="http://schemas.microsoft.com/office/drawing/2016/5/10/chartex" xmlns:cx5="http://schemas.microsoft.com/office/drawing/2016/5/11/chartex" xmlns:cx6="http://schemas.microsoft.com/office/drawing/2016/5/12/chartex" xmlns:cx7="http://schemas.microsoft.com/office/drawing/2016/5/13/chartex" xmlns:cx8="http://schemas.microsoft.com/office/drawing/2016/5/14/chartex" xmlns:mc="http://schemas.openxmlformats.org/markup-compatibility/2006" xmlns:aink="http://schemas.microsoft.com/office/drawing/2016/ink" xmlns:am3d="http://schemas.microsoft.com/office/drawing/2017/model3d" xmlns:o="urn:schemas-microsoft-com:office:office" xmlns:oel="http://schemas.microsoft.com/office/2019/extlst" xmlns:r="http://schemas.openxmlformats.org/officeDocument/2006/relationships" xmlns:m="http://schemas.openxmlformats.org/officeDocument/2006/math" xmlns:v="urn:schemas-microsoft-com:vml" xmlns:wp14="http://schemas.microsoft.com/office/word/2010/wordprocessingDrawing" xmlns:wp="http://schemas.openxmlformats.org/drawingml/2006/wordprocessingDrawing" xmlns:w10="urn:schemas-microsoft-com:office:word" xmlns:w="http://schemas.openxmlformats.org/wordprocessingml/2006/main" xmlns:w14="http://schemas.microsoft.com/office/word/2010/wordml" xmlns:w15="http://schemas.microsoft.com/office/word/2012/wordml" xmlns:w16cex="http://schemas.microsoft.com/office/word/2018/wordml/cex" xmlns:w16cid="http://schemas.microsoft.com/office/word/2016/wordml/cid" xmlns:w16="http://schemas.microsoft.com/office/word/2018/wordml" xmlns:w16du="http://schemas.microsoft.com/office/word/2023/wordml/word16du" xmlns:w16sdtdh="http://schemas.microsoft.com/office/word/2020/wordml/sdtdatahash" xmlns:w16sdtfl="http://schemas.microsoft.com/office/word/2024/wordml/sdtformatlock" xmlns:w16se="http://schemas.microsoft.com/office/word/2015/wordml/symex" xmlns:wpg="http://schemas.microsoft.com/office/word/2010/wordprocessingGroup" xmlns:wpi="http://schemas.microsoft.com/office/word/2010/wordprocessingInk" xmlns:wne="http://schemas.microsoft.com/office/word/2006/wordml" xmlns:wps="http://schemas.microsoft.com/office/word/2010/wordprocessingShape" mc:Ignorable="w14 w15 w16se w16cid w16 w16cex w16sdtdh w16sdtfl w16du wp14">
   <w:p>
     <w:pPr>
       <w:pStyle w:val="Header"/>
@@ -794,7 +780,7 @@
 </file>
 
 <file path=word/header3.xml><?xml version="1.0" encoding="utf-8"?>
-<w:hdr xmlns:wpc="http://schemas.microsoft.com/office/word/2010/wordprocessingCanvas" xmlns:cx="http://schemas.microsoft.com/office/drawing/2014/chartex" xmlns:cx1="http://schemas.microsoft.com/office/drawing/2015/9/8/chartex" xmlns:cx2="http://schemas.microsoft.com/office/drawing/2015/10/21/chartex" xmlns:cx3="http://schemas.microsoft.com/office/drawing/2016/5/9/chartex" xmlns:cx4="http://schemas.microsoft.com/office/drawing/2016/5/10/chartex" xmlns:cx5="http://schemas.microsoft.com/office/drawing/2016/5/11/chartex" xmlns:cx6="http://schemas.microsoft.com/office/drawing/2016/5/12/chartex" xmlns:cx7="http://schemas.microsoft.com/office/drawing/2016/5/13/chartex" xmlns:cx8="http://schemas.microsoft.com/office/drawing/2016/5/14/chartex" xmlns:mc="http://schemas.openxmlformats.org/markup-compatibility/2006" xmlns:aink="http://schemas.microsoft.com/office/drawing/2016/ink" xmlns:am3d="http://schemas.microsoft.com/office/drawing/2017/model3d" xmlns:o="urn:schemas-microsoft-com:office:office" xmlns:oel="http://schemas.microsoft.com/office/2019/extlst" xmlns:r="http://schemas.openxmlformats.org/officeDocument/2006/relationships" xmlns:m="http://schemas.openxmlformats.org/officeDocument/2006/math" xmlns:v="urn:schemas-microsoft-com:vml" xmlns:wp14="http://schemas.microsoft.com/office/word/2010/wordprocessingDrawing" xmlns:wp="http://schemas.openxmlformats.org/drawingml/2006/wordprocessingDrawing" xmlns:w10="urn:schemas-microsoft-com:office:word" xmlns:w="http://schemas.openxmlformats.org/wordprocessingml/2006/main" xmlns:w14="http://schemas.microsoft.com/office/word/2010/wordml" xmlns:w15="http://schemas.microsoft.com/office/word/2012/wordml" xmlns:w16cex="http://schemas.microsoft.com/office/word/2018/wordml/cex" xmlns:w16cid="http://schemas.microsoft.com/office/word/2016/wordml/cid" xmlns:w16="http://schemas.microsoft.com/office/word/2018/wordml" xmlns:w16sdtdh="http://schemas.microsoft.com/office/word/2020/wordml/sdtdatahash" xmlns:w16se="http://schemas.microsoft.com/office/word/2015/wordml/symex" xmlns:wpg="http://schemas.microsoft.com/office/word/2010/wordprocessingGroup" xmlns:wpi="http://schemas.microsoft.com/office/word/2010/wordprocessingInk" xmlns:wne="http://schemas.microsoft.com/office/word/2006/wordml" xmlns:wps="http://schemas.microsoft.com/office/word/2010/wordprocessingShape" mc:Ignorable="w14 w15 w16se w16cid w16 w16cex w16sdtdh wp14">
+<w:hdr xmlns:wpc="http://schemas.microsoft.com/office/word/2010/wordprocessingCanvas" xmlns:cx="http://schemas.microsoft.com/office/drawing/2014/chartex" xmlns:cx1="http://schemas.microsoft.com/office/drawing/2015/9/8/chartex" xmlns:cx2="http://schemas.microsoft.com/office/drawing/2015/10/21/chartex" xmlns:cx3="http://schemas.microsoft.com/office/drawing/2016/5/9/chartex" xmlns:cx4="http://schemas.microsoft.com/office/drawing/2016/5/10/chartex" xmlns:cx5="http://schemas.microsoft.com/office/drawing/2016/5/11/chartex" xmlns:cx6="http://schemas.microsoft.com/office/drawing/2016/5/12/chartex" xmlns:cx7="http://schemas.microsoft.com/office/drawing/2016/5/13/chartex" xmlns:cx8="http://schemas.microsoft.com/office/drawing/2016/5/14/chartex" xmlns:mc="http://schemas.openxmlformats.org/markup-compatibility/2006" xmlns:aink="http://schemas.microsoft.com/office/drawing/2016/ink" xmlns:am3d="http://schemas.microsoft.com/office/drawing/2017/model3d" xmlns:o="urn:schemas-microsoft-com:office:office" xmlns:oel="http://schemas.microsoft.com/office/2019/extlst" xmlns:r="http://schemas.openxmlformats.org/officeDocument/2006/relationships" xmlns:m="http://schemas.openxmlformats.org/officeDocument/2006/math" xmlns:v="urn:schemas-microsoft-com:vml" xmlns:wp14="http://schemas.microsoft.com/office/word/2010/wordprocessingDrawing" xmlns:wp="http://schemas.openxmlformats.org/drawingml/2006/wordprocessingDrawing" xmlns:w10="urn:schemas-microsoft-com:office:word" xmlns:w="http://schemas.openxmlformats.org/wordprocessingml/2006/main" xmlns:w14="http://schemas.microsoft.com/office/word/2010/wordml" xmlns:w15="http://schemas.microsoft.com/office/word/2012/wordml" xmlns:w16cex="http://schemas.microsoft.com/office/word/2018/wordml/cex" xmlns:w16cid="http://schemas.microsoft.com/office/word/2016/wordml/cid" xmlns:w16="http://schemas.microsoft.com/office/word/2018/wordml" xmlns:w16du="http://schemas.microsoft.com/office/word/2023/wordml/word16du" xmlns:w16sdtdh="http://schemas.microsoft.com/office/word/2020/wordml/sdtdatahash" xmlns:w16sdtfl="http://schemas.microsoft.com/office/word/2024/wordml/sdtformatlock" xmlns:w16se="http://schemas.microsoft.com/office/word/2015/wordml/symex" xmlns:wpg="http://schemas.microsoft.com/office/word/2010/wordprocessingGroup" xmlns:wpi="http://schemas.microsoft.com/office/word/2010/wordprocessingInk" xmlns:wne="http://schemas.microsoft.com/office/word/2006/wordml" xmlns:wps="http://schemas.microsoft.com/office/word/2010/wordprocessingShape" mc:Ignorable="w14 w15 w16se w16cid w16 w16cex w16sdtdh w16sdtfl w16du wp14">
   <w:p>
     <w:pPr>
       <w:pStyle w:val="Header"/>
@@ -803,7 +789,7 @@
     <w:r>
       <w:tab/>
       <w:tab/>
-      <w:t>2026-06-17</w:t>
+      <w:t>2026-06-18</w:t>
       <w:br/>
       <w:br/>
     </w:r>
@@ -820,7 +806,7 @@
 </file>
 
 <file path=word/numbering.xml><?xml version="1.0" encoding="utf-8"?>
-<w:numbering xmlns:wpc="http://schemas.microsoft.com/office/word/2010/wordprocessingCanvas" xmlns:cx="http://schemas.microsoft.com/office/drawing/2014/chartex" xmlns:cx1="http://schemas.microsoft.com/office/drawing/2015/9/8/chartex" xmlns:cx2="http://schemas.microsoft.com/office/drawing/2015/10/21/chartex" xmlns:cx3="http://schemas.microsoft.com/office/drawing/2016/5/9/chartex" xmlns:cx4="http://schemas.microsoft.com/office/drawing/2016/5/10/chartex" xmlns:cx5="http://schemas.microsoft.com/office/drawing/2016/5/11/chartex" xmlns:cx6="http://schemas.microsoft.com/office/drawing/2016/5/12/chartex" xmlns:cx7="http://schemas.microsoft.com/office/drawing/2016/5/13/chartex" xmlns:cx8="http://schemas.microsoft.com/office/drawing/2016/5/14/chartex" xmlns:mc="http://schemas.openxmlformats.org/markup-compatibility/2006" xmlns:aink="http://schemas.microsoft.com/office/drawing/2016/ink" xmlns:am3d="http://schemas.microsoft.com/office/drawing/2017/model3d" xmlns:o="urn:schemas-microsoft-com:office:office" xmlns:oel="http://schemas.microsoft.com/office/2019/extlst" xmlns:r="http://schemas.openxmlformats.org/officeDocument/2006/relationships" xmlns:m="http://schemas.openxmlformats.org/officeDocument/2006/math" xmlns:v="urn:schemas-microsoft-com:vml" xmlns:wp14="http://schemas.microsoft.com/office/word/2010/wordprocessingDrawing" xmlns:wp="http://schemas.openxmlformats.org/drawingml/2006/wordprocessingDrawing" xmlns:w10="urn:schemas-microsoft-com:office:word" xmlns:w="http://schemas.openxmlformats.org/wordprocessingml/2006/main" xmlns:w14="http://schemas.microsoft.com/office/word/2010/wordml" xmlns:w15="http://schemas.microsoft.com/office/word/2012/wordml" xmlns:w16cex="http://schemas.microsoft.com/office/word/2018/wordml/cex" xmlns:w16cid="http://schemas.microsoft.com/office/word/2016/wordml/cid" xmlns:w16="http://schemas.microsoft.com/office/word/2018/wordml" xmlns:w16sdtdh="http://schemas.microsoft.com/office/word/2020/wordml/sdtdatahash" xmlns:w16se="http://schemas.microsoft.com/office/word/2015/wordml/symex" xmlns:wpg="http://schemas.microsoft.com/office/word/2010/wordprocessingGroup" xmlns:wpi="http://schemas.microsoft.com/office/word/2010/wordprocessingInk" xmlns:wne="http://schemas.microsoft.com/office/word/2006/wordml" xmlns:wps="http://schemas.microsoft.com/office/word/2010/wordprocessingShape" mc:Ignorable="w14 w15 w16se w16cid w16 w16cex w16sdtdh wp14">
+<w:numbering xmlns:wpc="http://schemas.microsoft.com/office/word/2010/wordprocessingCanvas" xmlns:cx="http://schemas.microsoft.com/office/drawing/2014/chartex" xmlns:cx1="http://schemas.microsoft.com/office/drawing/2015/9/8/chartex" xmlns:cx2="http://schemas.microsoft.com/office/drawing/2015/10/21/chartex" xmlns:cx3="http://schemas.microsoft.com/office/drawing/2016/5/9/chartex" xmlns:cx4="http://schemas.microsoft.com/office/drawing/2016/5/10/chartex" xmlns:cx5="http://schemas.microsoft.com/office/drawing/2016/5/11/chartex" xmlns:cx6="http://schemas.microsoft.com/office/drawing/2016/5/12/chartex" xmlns:cx7="http://schemas.microsoft.com/office/drawing/2016/5/13/chartex" xmlns:cx8="http://schemas.microsoft.com/office/drawing/2016/5/14/chartex" xmlns:mc="http://schemas.openxmlformats.org/markup-compatibility/2006" xmlns:aink="http://schemas.microsoft.com/office/drawing/2016/ink" xmlns:am3d="http://schemas.microsoft.com/office/drawing/2017/model3d" xmlns:o="urn:schemas-microsoft-com:office:office" xmlns:oel="http://schemas.microsoft.com/office/2019/extlst" xmlns:r="http://schemas.openxmlformats.org/officeDocument/2006/relationships" xmlns:m="http://schemas.openxmlformats.org/officeDocument/2006/math" xmlns:v="urn:schemas-microsoft-com:vml" xmlns:wp14="http://schemas.microsoft.com/office/word/2010/wordprocessingDrawing" xmlns:wp="http://schemas.openxmlformats.org/drawingml/2006/wordprocessingDrawing" xmlns:w10="urn:schemas-microsoft-com:office:word" xmlns:w="http://schemas.openxmlformats.org/wordprocessingml/2006/main" xmlns:w14="http://schemas.microsoft.com/office/word/2010/wordml" xmlns:w15="http://schemas.microsoft.com/office/word/2012/wordml" xmlns:w16cex="http://schemas.microsoft.com/office/word/2018/wordml/cex" xmlns:w16cid="http://schemas.microsoft.com/office/word/2016/wordml/cid" xmlns:w16="http://schemas.microsoft.com/office/word/2018/wordml" xmlns:w16du="http://schemas.microsoft.com/office/word/2023/wordml/word16du" xmlns:w16sdtdh="http://schemas.microsoft.com/office/word/2020/wordml/sdtdatahash" xmlns:w16sdtfl="http://schemas.microsoft.com/office/word/2024/wordml/sdtformatlock" xmlns:w16se="http://schemas.microsoft.com/office/word/2015/wordml/symex" xmlns:wpg="http://schemas.microsoft.com/office/word/2010/wordprocessingGroup" xmlns:wpi="http://schemas.microsoft.com/office/word/2010/wordprocessingInk" xmlns:wne="http://schemas.microsoft.com/office/word/2006/wordml" xmlns:wps="http://schemas.microsoft.com/office/word/2010/wordprocessingShape" mc:Ignorable="w14 w15 w16se w16cid w16 w16cex w16sdtdh w16sdtfl w16du wp14">
   <w:abstractNum w:abstractNumId="0" w15:restartNumberingAfterBreak="0">
     <w:nsid w:val="FFFFFF7C"/>
     <w:multiLevelType w:val="singleLevel"/>
@@ -1023,7 +1009,7 @@
 </file>
 
 <file path=word/styles.xml><?xml version="1.0" encoding="utf-8"?>
-<w:styles xmlns:mc="http://schemas.openxmlformats.org/markup-compatibility/2006" xmlns:r="http://schemas.openxmlformats.org/officeDocument/2006/relationships" xmlns:w="http://schemas.openxmlformats.org/wordprocessingml/2006/main" xmlns:w14="http://schemas.microsoft.com/office/word/2010/wordml" xmlns:w15="http://schemas.microsoft.com/office/word/2012/wordml" xmlns:w16cex="http://schemas.microsoft.com/office/word/2018/wordml/cex" xmlns:w16cid="http://schemas.microsoft.com/office/word/2016/wordml/cid" xmlns:w16="http://schemas.microsoft.com/office/word/2018/wordml" xmlns:w16sdtdh="http://schemas.microsoft.com/office/word/2020/wordml/sdtdatahash" xmlns:w16se="http://schemas.microsoft.com/office/word/2015/wordml/symex" mc:Ignorable="w14 w15 w16se w16cid w16 w16cex w16sdtdh">
+<w:styles xmlns:mc="http://schemas.openxmlformats.org/markup-compatibility/2006" xmlns:r="http://schemas.openxmlformats.org/officeDocument/2006/relationships" xmlns:w="http://schemas.openxmlformats.org/wordprocessingml/2006/main" xmlns:w14="http://schemas.microsoft.com/office/word/2010/wordml" xmlns:w15="http://schemas.microsoft.com/office/word/2012/wordml" xmlns:w16cex="http://schemas.microsoft.com/office/word/2018/wordml/cex" xmlns:w16cid="http://schemas.microsoft.com/office/word/2016/wordml/cid" xmlns:w16="http://schemas.microsoft.com/office/word/2018/wordml" xmlns:w16du="http://schemas.microsoft.com/office/word/2023/wordml/word16du" xmlns:w16sdtdh="http://schemas.microsoft.com/office/word/2020/wordml/sdtdatahash" xmlns:w16sdtfl="http://schemas.microsoft.com/office/word/2024/wordml/sdtformatlock" xmlns:w16se="http://schemas.microsoft.com/office/word/2015/wordml/symex" mc:Ignorable="w14 w15 w16se w16cid w16 w16cex w16sdtdh w16sdtfl w16du">
   <w:docDefaults>
     <w:rPrDefault>
       <w:rPr>
@@ -1781,7 +1767,7 @@
     <w:link w:val="TitleChar"/>
     <w:uiPriority w:val="10"/>
     <w:qFormat/>
-    <w:rsid w:val="007106C8"/>
+    <w:rsid w:val="00E854FA"/>
     <w:pPr>
       <w:spacing w:after="300" w:line="240" w:lineRule="auto"/>
       <w:contextualSpacing/>
@@ -1791,7 +1777,7 @@
       <w:rFonts w:eastAsiaTheme="majorEastAsia" w:cstheme="majorBidi"/>
       <w:spacing w:val="5"/>
       <w:kern w:val="28"/>
-      <w:sz w:val="52"/>
+      <w:sz w:val="40"/>
       <w:szCs w:val="52"/>
       <w:lang w:val="sv-SE" w:eastAsia="en-US" w:bidi="ar-SA"/>
     </w:rPr>
@@ -1801,12 +1787,12 @@
     <w:basedOn w:val="DefaultParagraphFont"/>
     <w:link w:val="Title"/>
     <w:uiPriority w:val="10"/>
-    <w:rsid w:val="007106C8"/>
+    <w:rsid w:val="00E854FA"/>
     <w:rPr>
       <w:rFonts w:ascii="Times New Roman" w:eastAsiaTheme="majorEastAsia" w:hAnsi="Times New Roman" w:cstheme="majorBidi"/>
       <w:spacing w:val="5"/>
       <w:kern w:val="28"/>
-      <w:sz w:val="52"/>
+      <w:sz w:val="40"/>
       <w:szCs w:val="52"/>
       <w:lang w:val="sv-SE" w:eastAsia="en-US" w:bidi="ar-SA"/>
     </w:rPr>

--- a/klagomål/A 27448-2026 FSC-klagomål.docx
+++ b/klagomål/A 27448-2026 FSC-klagomål.docx
@@ -789,7 +789,7 @@
     <w:r>
       <w:tab/>
       <w:tab/>
-      <w:t>2026-06-18</w:t>
+      <w:t>2026-06-19</w:t>
       <w:br/>
       <w:br/>
     </w:r>

--- a/klagomål/A 27448-2026 FSC-klagomål.docx
+++ b/klagomål/A 27448-2026 FSC-klagomål.docx
@@ -789,7 +789,7 @@
     <w:r>
       <w:tab/>
       <w:tab/>
-      <w:t>2026-06-19</w:t>
+      <w:t>2026-06-20</w:t>
       <w:br/>
       <w:br/>
     </w:r>

--- a/klagomål/A 27448-2026 FSC-klagomål.docx
+++ b/klagomål/A 27448-2026 FSC-klagomål.docx
@@ -168,38 +168,7 @@
     </w:p>
     <w:p>
       <w:r>
-        <w:t>Detta dokument behandlar höga naturvärden i avverkningsanmälan A 27448-2026 i Skellefteå kommun som inkom 2026-06-16 och omfattar 2,9 ha.</w:t>
-      </w:r>
-    </w:p>
-    <w:p>
-      <w:r>
-        <w:t>Nedan presenteras fynd av naturvårdsarter som gjorts i det avverkningsanmälda området, samt relevanta utdrag ur standarderna för FSC, Chain of Custody, Controlled Wood och PEFC.</w:t>
-      </w:r>
-    </w:p>
-    <w:p>
-      <w:r>
-        <w:t>Vi förväntar oss att ni återkommer med ett skriftligt svar på vårt klagomål och även beskriver vilka korrigerande åtgärder ni satt in för att rätta till identifierade brister i er efterlevnad av den svenska FSC standarden.</w:t>
-      </w:r>
-    </w:p>
-    <w:p>
-      <w:pPr>
-        <w:pStyle w:val="Heading1"/>
-      </w:pPr>
-      <w:r>
-        <w:t>Naturvårdsarter</w:t>
-      </w:r>
-    </w:p>
-    <w:p>
-      <w:r>
-        <w:t>I och inom 14 meter från avverkningsanmälan har följande 4 naturvårdsarter hittats: garnlav (VU, T), gammelgransskål (NT, T), rynkskinn (NT, T) och ullticka (NT, T). Av dessa är 4 rödlistade. För rödlistade arter har rödlistekategorin angivits inom parentes. Typiska arter inom Natura 2000 som är kopplade till skogsekosystem har markerats med (T).</w:t>
-      </w:r>
-    </w:p>
-    <w:p>
-      <w:r>
-        <w:t>De påträffade naturvårdsarterna är ett tydligt kvitto på att det rör sig om en skog med höga naturvärden.</w:t>
-      </w:r>
-      <w:r>
-        <w:t xml:space="preserve"> I Figur 1 visas fyndplatser för naturvårdsarter i området, som finns registrerade på Artportalen.</w:t>
+        <w:t>Detta klagomål behandlar höga naturvärden i avverkningsanmälan A 27448-2026 i Skellefteå kommun som inkom 2026-06-16 och omfattar 2,9 ha.</w:t>
       </w:r>
     </w:p>
     <w:p>
@@ -247,27 +216,35 @@
         <w:spacing w:after="240"/>
       </w:pPr>
       <w:r>
-        <w:t>Figur 1. Fyndplatser för naturvårdsarter i och inom 14 meter från avverkningsanmälan (röd linje). Markörer utan svart kant är placerade på fyndplatsen. Markörer med svart kant är placerade vid sidan av fyndplatsen och har ett svart streck som visar fyndplatsens exakta position. Kartans mittpunktskoordinat är N 7182773, E 731920 i SWEREF 99 TM.</w:t>
+        <w:t>Figur 1. Fyndplatser för naturvårdsarter i och inom 14 meter från avverkningsanmälan. Markörer utan svart kant är placerade på fyndplatsen. Markörer med svart kant är placerade vid sidan av fyndplatsen har ett svart streck som visar fyndplatsens exakta position. Kartans mittpunktskoordinat är N 7182773, E 731920 i SWEREF 99 TM.</w:t>
       </w:r>
     </w:p>
     <w:p>
       <w:r>
-        <w:rPr>
-          <w:b/>
-        </w:rPr>
-        <w:t>Gammelgransskål (NT)</w:t>
+        <w:t>I och inom 14 meter från avverkningsanmälan finns fynd av 4 naturvårdsarter, varav 4 är rödlistade och 4 är typiska (T): garnlav (VU, T), gammelgransskål (NT, T), rynkskinn (NT, T) och ullticka (NT, T). Se Figur 1.</w:t>
       </w:r>
+    </w:p>
+    <w:p>
       <w:r>
-        <w:t xml:space="preserve"> är en liten skålsvamp som växer på gamla granar med skrovlig bark. Typiska växtplatser är gransumpskog i myrkanter, bäckdråg, bäckraviner och skuggiga bergssluttningar, men också skog på torrare mark kan hysa arten om beståndet har stark naturskogskaraktär. Bestånd med arten bör behandlas som nyckelbiotoper och sparas vid en slutavverkning. Även gallring bör undvikas. Gammelgransskål är typisk art för </w:t>
+        <w:t>Nedan presenteras relevanta utdrag ur standarderna för FSC, Chain of Custody, Controlled Wood och PEFC.</w:t>
       </w:r>
+    </w:p>
+    <w:p>
       <w:r>
-        <w:rPr>
-          <w:i/>
-        </w:rPr>
-        <w:t>9010 Taiga</w:t>
+        <w:t>Vi förväntar oss att ni återkommer med ett skriftligt svar på vårt klagomål och även beskriver vilka korrigerande åtgärder ni satt in för att rätta till identifierade brister i er efterlevnad av den svenska FSC standarden.</w:t>
       </w:r>
+    </w:p>
+    <w:p>
+      <w:pPr>
+        <w:pStyle w:val="Heading1"/>
+      </w:pPr>
       <w:r>
-        <w:t xml:space="preserve"> (SLU Artdatabanken, 2024; Nitare &amp; Skogsstyrelsen, 2019).</w:t>
+        <w:t>Naturvårdsarter och fridlysta arter</w:t>
+      </w:r>
+    </w:p>
+    <w:p>
+      <w:r>
+        <w:t>Nedan följer beskrivningar av de naturvårdsarter och fridlysta arter som har sina livsmiljöer och växtplatser i den avverkningsanmälda skogen. De påträffade naturvårdsarterna är ett tydligt kvitto på att det rör sig om en skog med höga naturvärden.</w:t>
       </w:r>
     </w:p>
     <w:p>
@@ -297,6 +274,26 @@
       </w:r>
       <w:r>
         <w:t xml:space="preserve"> (SLU Artdatabanken, 2026).</w:t>
+      </w:r>
+    </w:p>
+    <w:p>
+      <w:r>
+        <w:rPr>
+          <w:b/>
+        </w:rPr>
+        <w:t>Gammelgransskål (NT)</w:t>
+      </w:r>
+      <w:r>
+        <w:t xml:space="preserve"> är en liten skålsvamp som växer på gamla granar med skrovlig bark. Typiska växtplatser är gransumpskog i myrkanter, bäckdråg, bäckraviner och skuggiga bergssluttningar, men också skog på torrare mark kan hysa arten om beståndet har stark naturskogskaraktär. Bestånd med arten bör behandlas som nyckelbiotoper och sparas vid en slutavverkning. Även gallring bör undvikas. Gammelgransskål är typisk art för </w:t>
+      </w:r>
+      <w:r>
+        <w:rPr>
+          <w:i/>
+        </w:rPr>
+        <w:t>9010 Taiga</w:t>
+      </w:r>
+      <w:r>
+        <w:t xml:space="preserve"> (SLU Artdatabanken, 2024; Nitare &amp; Skogsstyrelsen, 2019).</w:t>
       </w:r>
     </w:p>
     <w:p>
@@ -789,7 +786,7 @@
     <w:r>
       <w:tab/>
       <w:tab/>
-      <w:t>2026-06-20</w:t>
+      <w:t>2026-06-21</w:t>
       <w:br/>
       <w:br/>
     </w:r>

--- a/klagomål/A 27448-2026 FSC-klagomål.docx
+++ b/klagomål/A 27448-2026 FSC-klagomål.docx
@@ -786,7 +786,7 @@
     <w:r>
       <w:tab/>
       <w:tab/>
-      <w:t>2026-06-21</w:t>
+      <w:t>2026-06-22</w:t>
       <w:br/>
       <w:br/>
     </w:r>

--- a/klagomål/A 27448-2026 FSC-klagomål.docx
+++ b/klagomål/A 27448-2026 FSC-klagomål.docx
@@ -786,7 +786,7 @@
     <w:r>
       <w:tab/>
       <w:tab/>
-      <w:t>2026-06-22</w:t>
+      <w:t>2026-06-23</w:t>
       <w:br/>
       <w:br/>
     </w:r>

--- a/klagomål/A 27448-2026 FSC-klagomål.docx
+++ b/klagomål/A 27448-2026 FSC-klagomål.docx
@@ -786,7 +786,7 @@
     <w:r>
       <w:tab/>
       <w:tab/>
-      <w:t>2026-06-23</w:t>
+      <w:t>2026-06-24</w:t>
       <w:br/>
       <w:br/>
     </w:r>

--- a/klagomål/A 27448-2026 FSC-klagomål.docx
+++ b/klagomål/A 27448-2026 FSC-klagomål.docx
@@ -786,7 +786,7 @@
     <w:r>
       <w:tab/>
       <w:tab/>
-      <w:t>2026-06-24</w:t>
+      <w:t>2026-06-25</w:t>
       <w:br/>
       <w:br/>
     </w:r>

--- a/klagomål/A 27448-2026 FSC-klagomål.docx
+++ b/klagomål/A 27448-2026 FSC-klagomål.docx
@@ -786,7 +786,7 @@
     <w:r>
       <w:tab/>
       <w:tab/>
-      <w:t>2026-06-25</w:t>
+      <w:t>2026-06-26</w:t>
       <w:br/>
       <w:br/>
     </w:r>

--- a/klagomål/A 27448-2026 FSC-klagomål.docx
+++ b/klagomål/A 27448-2026 FSC-klagomål.docx
@@ -786,7 +786,7 @@
     <w:r>
       <w:tab/>
       <w:tab/>
-      <w:t>2026-06-26</w:t>
+      <w:t>2026-06-27</w:t>
       <w:br/>
       <w:br/>
     </w:r>

--- a/klagomål/A 27448-2026 FSC-klagomål.docx
+++ b/klagomål/A 27448-2026 FSC-klagomål.docx
@@ -786,7 +786,7 @@
     <w:r>
       <w:tab/>
       <w:tab/>
-      <w:t>2026-06-27</w:t>
+      <w:t>2026-06-28</w:t>
       <w:br/>
       <w:br/>
     </w:r>

--- a/klagomål/A 27448-2026 FSC-klagomål.docx
+++ b/klagomål/A 27448-2026 FSC-klagomål.docx
@@ -786,7 +786,7 @@
     <w:r>
       <w:tab/>
       <w:tab/>
-      <w:t>2026-06-28</w:t>
+      <w:t>2026-06-29</w:t>
       <w:br/>
       <w:br/>
     </w:r>

--- a/klagomål/A 27448-2026 FSC-klagomål.docx
+++ b/klagomål/A 27448-2026 FSC-klagomål.docx
@@ -786,7 +786,7 @@
     <w:r>
       <w:tab/>
       <w:tab/>
-      <w:t>2026-06-29</w:t>
+      <w:t>2026-06-30</w:t>
       <w:br/>
       <w:br/>
     </w:r>

--- a/klagomål/A 27448-2026 FSC-klagomål.docx
+++ b/klagomål/A 27448-2026 FSC-klagomål.docx
@@ -786,7 +786,7 @@
     <w:r>
       <w:tab/>
       <w:tab/>
-      <w:t>2026-06-30</w:t>
+      <w:t>2026-07-01</w:t>
       <w:br/>
       <w:br/>
     </w:r>

--- a/klagomål/A 27448-2026 FSC-klagomål.docx
+++ b/klagomål/A 27448-2026 FSC-klagomål.docx
@@ -786,7 +786,7 @@
     <w:r>
       <w:tab/>
       <w:tab/>
-      <w:t>2026-07-01</w:t>
+      <w:t>2026-07-02</w:t>
       <w:br/>
       <w:br/>
     </w:r>

--- a/klagomål/A 27448-2026 FSC-klagomål.docx
+++ b/klagomål/A 27448-2026 FSC-klagomål.docx
@@ -786,7 +786,7 @@
     <w:r>
       <w:tab/>
       <w:tab/>
-      <w:t>2026-07-02</w:t>
+      <w:t>2026-07-03</w:t>
       <w:br/>
       <w:br/>
     </w:r>

--- a/klagomål/A 27448-2026 FSC-klagomål.docx
+++ b/klagomål/A 27448-2026 FSC-klagomål.docx
@@ -1523,7 +1523,7 @@
     <w:r>
       <w:tab/>
       <w:tab/>
-      <w:t>2026-07-13</w:t>
+      <w:t>2026-07-14</w:t>
       <w:br/>
       <w:br/>
     </w:r>

--- a/klagomål/A 27448-2026 FSC-klagomål.docx
+++ b/klagomål/A 27448-2026 FSC-klagomål.docx
@@ -1523,7 +1523,7 @@
     <w:r>
       <w:tab/>
       <w:tab/>
-      <w:t>2026-07-14</w:t>
+      <w:t>2026-07-15</w:t>
       <w:br/>
       <w:br/>
     </w:r>

--- a/klagomål/A 27448-2026 FSC-klagomål.docx
+++ b/klagomål/A 27448-2026 FSC-klagomål.docx
@@ -1523,7 +1523,7 @@
     <w:r>
       <w:tab/>
       <w:tab/>
-      <w:t>2026-07-15</w:t>
+      <w:t>2026-07-16</w:t>
       <w:br/>
       <w:br/>
     </w:r>

--- a/klagomål/A 27448-2026 FSC-klagomål.docx
+++ b/klagomål/A 27448-2026 FSC-klagomål.docx
@@ -1523,7 +1523,7 @@
     <w:r>
       <w:tab/>
       <w:tab/>
-      <w:t>2026-07-16</w:t>
+      <w:t>2026-07-17</w:t>
       <w:br/>
       <w:br/>
     </w:r>

--- a/klagomål/A 27448-2026 FSC-klagomål.docx
+++ b/klagomål/A 27448-2026 FSC-klagomål.docx
@@ -1523,7 +1523,7 @@
     <w:r>
       <w:tab/>
       <w:tab/>
-      <w:t>2026-07-17</w:t>
+      <w:t>2026-07-18</w:t>
       <w:br/>
       <w:br/>
     </w:r>

--- a/klagomål/A 27448-2026 FSC-klagomål.docx
+++ b/klagomål/A 27448-2026 FSC-klagomål.docx
@@ -1523,7 +1523,7 @@
     <w:r>
       <w:tab/>
       <w:tab/>
-      <w:t>2026-07-18</w:t>
+      <w:t>2026-07-19</w:t>
       <w:br/>
       <w:br/>
     </w:r>

--- a/klagomål/A 27448-2026 FSC-klagomål.docx
+++ b/klagomål/A 27448-2026 FSC-klagomål.docx
@@ -1523,7 +1523,7 @@
     <w:r>
       <w:tab/>
       <w:tab/>
-      <w:t>2026-07-19</w:t>
+      <w:t>2026-07-20</w:t>
       <w:br/>
       <w:br/>
     </w:r>

--- a/klagomål/A 27448-2026 FSC-klagomål.docx
+++ b/klagomål/A 27448-2026 FSC-klagomål.docx
@@ -1523,7 +1523,7 @@
     <w:r>
       <w:tab/>
       <w:tab/>
-      <w:t>2026-07-20</w:t>
+      <w:t>2026-07-21</w:t>
       <w:br/>
       <w:br/>
     </w:r>

--- a/klagomål/A 27448-2026 FSC-klagomål.docx
+++ b/klagomål/A 27448-2026 FSC-klagomål.docx
@@ -1523,7 +1523,7 @@
     <w:r>
       <w:tab/>
       <w:tab/>
-      <w:t>2026-07-21</w:t>
+      <w:t>2026-07-22</w:t>
       <w:br/>
       <w:br/>
     </w:r>

--- a/klagomål/A 27448-2026 FSC-klagomål.docx
+++ b/klagomål/A 27448-2026 FSC-klagomål.docx
@@ -1523,7 +1523,7 @@
     <w:r>
       <w:tab/>
       <w:tab/>
-      <w:t>2026-07-22</w:t>
+      <w:t>2026-07-23</w:t>
       <w:br/>
       <w:br/>
     </w:r>

--- a/klagomål/A 27448-2026 FSC-klagomål.docx
+++ b/klagomål/A 27448-2026 FSC-klagomål.docx
@@ -1523,7 +1523,7 @@
     <w:r>
       <w:tab/>
       <w:tab/>
-      <w:t>2026-07-23</w:t>
+      <w:t>2026-07-24</w:t>
       <w:br/>
       <w:br/>
     </w:r>

--- a/klagomål/A 27448-2026 FSC-klagomål.docx
+++ b/klagomål/A 27448-2026 FSC-klagomål.docx
@@ -1523,7 +1523,7 @@
     <w:r>
       <w:tab/>
       <w:tab/>
-      <w:t>2026-07-24</w:t>
+      <w:t>2026-07-25</w:t>
       <w:br/>
       <w:br/>
     </w:r>

--- a/klagomål/A 27448-2026 FSC-klagomål.docx
+++ b/klagomål/A 27448-2026 FSC-klagomål.docx
@@ -1523,7 +1523,7 @@
     <w:r>
       <w:tab/>
       <w:tab/>
-      <w:t>2026-07-25</w:t>
+      <w:t>2026-07-26</w:t>
       <w:br/>
       <w:br/>
     </w:r>

--- a/klagomål/A 27448-2026 FSC-klagomål.docx
+++ b/klagomål/A 27448-2026 FSC-klagomål.docx
@@ -1523,7 +1523,7 @@
     <w:r>
       <w:tab/>
       <w:tab/>
-      <w:t>2026-07-26</w:t>
+      <w:t>2026-07-27</w:t>
       <w:br/>
       <w:br/>
     </w:r>

--- a/klagomål/A 27448-2026 FSC-klagomål.docx
+++ b/klagomål/A 27448-2026 FSC-klagomål.docx
@@ -1523,7 +1523,7 @@
     <w:r>
       <w:tab/>
       <w:tab/>
-      <w:t>2026-07-27</w:t>
+      <w:t>2026-07-28</w:t>
       <w:br/>
       <w:br/>
     </w:r>

--- a/klagomål/A 27448-2026 FSC-klagomål.docx
+++ b/klagomål/A 27448-2026 FSC-klagomål.docx
@@ -1523,7 +1523,7 @@
     <w:r>
       <w:tab/>
       <w:tab/>
-      <w:t>2026-07-28</w:t>
+      <w:t>2026-07-29</w:t>
       <w:br/>
       <w:br/>
     </w:r>

--- a/klagomål/A 27448-2026 FSC-klagomål.docx
+++ b/klagomål/A 27448-2026 FSC-klagomål.docx
@@ -1523,7 +1523,7 @@
     <w:r>
       <w:tab/>
       <w:tab/>
-      <w:t>2026-07-29</w:t>
+      <w:t>2026-07-30</w:t>
       <w:br/>
       <w:br/>
     </w:r>

--- a/klagomål/A 27448-2026 FSC-klagomål.docx
+++ b/klagomål/A 27448-2026 FSC-klagomål.docx
@@ -1523,7 +1523,7 @@
     <w:r>
       <w:tab/>
       <w:tab/>
-      <w:t>2026-07-30</w:t>
+      <w:t>2026-07-31</w:t>
       <w:br/>
       <w:br/>
     </w:r>

--- a/klagomål/A 27448-2026 FSC-klagomål.docx
+++ b/klagomål/A 27448-2026 FSC-klagomål.docx
@@ -1523,7 +1523,7 @@
     <w:r>
       <w:tab/>
       <w:tab/>
-      <w:t>2026-07-31</w:t>
+      <w:t>2026-08-01</w:t>
       <w:br/>
       <w:br/>
     </w:r>

--- a/klagomål/A 27448-2026 FSC-klagomål.docx
+++ b/klagomål/A 27448-2026 FSC-klagomål.docx
@@ -1523,7 +1523,7 @@
     <w:r>
       <w:tab/>
       <w:tab/>
-      <w:t>2026-08-01</w:t>
+      <w:t>2026-08-02</w:t>
       <w:br/>
       <w:br/>
     </w:r>

--- a/klagomål/A 27448-2026 FSC-klagomål.docx
+++ b/klagomål/A 27448-2026 FSC-klagomål.docx
@@ -1523,7 +1523,7 @@
     <w:r>
       <w:tab/>
       <w:tab/>
-      <w:t>2026-08-02</w:t>
+      <w:t>2026-08-03</w:t>
       <w:br/>
       <w:br/>
     </w:r>

--- a/klagomål/A 27448-2026 FSC-klagomål.docx
+++ b/klagomål/A 27448-2026 FSC-klagomål.docx
@@ -1523,7 +1523,7 @@
     <w:r>
       <w:tab/>
       <w:tab/>
-      <w:t>2026-08-03</w:t>
+      <w:t>2026-08-05</w:t>
       <w:br/>
       <w:br/>
     </w:r>

--- a/klagomål/A 27448-2026 FSC-klagomål.docx
+++ b/klagomål/A 27448-2026 FSC-klagomål.docx
@@ -1523,7 +1523,7 @@
     <w:r>
       <w:tab/>
       <w:tab/>
-      <w:t>2026-08-05</w:t>
+      <w:t>2026-08-07</w:t>
       <w:br/>
       <w:br/>
     </w:r>

--- a/klagomål/A 27448-2026 FSC-klagomål.docx
+++ b/klagomål/A 27448-2026 FSC-klagomål.docx
@@ -1523,7 +1523,7 @@
     <w:r>
       <w:tab/>
       <w:tab/>
-      <w:t>2026-08-07</w:t>
+      <w:t>2026-08-08</w:t>
       <w:br/>
       <w:br/>
     </w:r>

--- a/klagomål/A 27448-2026 FSC-klagomål.docx
+++ b/klagomål/A 27448-2026 FSC-klagomål.docx
@@ -163,7 +163,7 @@
         <w:pStyle w:val="Title"/>
       </w:pPr>
       <w:r>
-        <w:t>Inledande FSC- /PEFC-klagomål – information om höga naturvärden i avverkningsanmälan A 27448-2026 i Skellefteå kommun</w:t>
+        <w:t>Inledande FSC- /PEFC-klagomål – information om höga naturvärden och fridlysta arter i avverkningsanmälan A 27448-2026 i Skellefteå kommun</w:t>
       </w:r>
     </w:p>
     <w:p>
@@ -178,7 +178,7 @@
       <w:r>
         <w:drawing>
           <wp:inline xmlns:a="http://schemas.openxmlformats.org/drawingml/2006/main" xmlns:pic="http://schemas.openxmlformats.org/drawingml/2006/picture">
-            <wp:extent cx="5486400" cy="5079162"/>
+            <wp:extent cx="5486400" cy="4960384"/>
             <wp:docPr id="1" name="Picture 1"/>
             <wp:cNvGraphicFramePr>
               <a:graphicFrameLocks noChangeAspect="1"/>
@@ -199,7 +199,7 @@
                   <pic:spPr>
                     <a:xfrm>
                       <a:off x="0" y="0"/>
-                      <a:ext cx="5486400" cy="5079162"/>
+                      <a:ext cx="5486400" cy="4960384"/>
                     </a:xfrm>
                     <a:prstGeom prst="rect"/>
                   </pic:spPr>
@@ -216,12 +216,12 @@
         <w:spacing w:after="240"/>
       </w:pPr>
       <w:r>
-        <w:t>Figur 1. Fyndplatser för naturvårdsarter i och inom 14 meter från avverkningsanmälan. Markörer utan svart kant är placerade på fyndplatsen. Markörer med svart kant är placerade vid sidan av fyndplatsen har ett svart streck som visar fyndplatsens exakta position. Kartans mittpunktskoordinat är N 7182773, E 731920 i SWEREF 99 TM.</w:t>
+        <w:t>Figur 1. Fyndplatser för naturvårdsarter i och inom 14 meter från avverkningsanmälan. Markörer utan svart kant är placerade på fyndplatsen. Markörer med svart kant är placerade vid sidan av fyndplatsen och har ett svart streck som visar fyndplatsens exakta position. Kartans mittpunktskoordinat är N 7182773, E 731920 i SWEREF 99 TM.</w:t>
       </w:r>
     </w:p>
     <w:p>
       <w:r>
-        <w:t>I och inom 14 meter från avverkningsanmälan finns fynd av 4 naturvårdsarter, varav 4 är rödlistade och 4 är typiska (T): garnlav (VU, T), gammelgransskål (NT, T), rynkskinn (NT, T) och ullticka (NT, T). Se Figur 1.</w:t>
+        <w:t>I och inom 14 meter från avverkningsanmälan finns fynd av 15 naturvårdsarter, varav 11 är rödlistade, 3 är fridlysta, 12 är typiska (T) och 2 är signalarter (S): garnlav (VU, T), gränsticka (VU, T), kristallticka (VU), ulltickeporing (VU), gammelgransskål (NT, T), kötticka (NT), rosenticka (NT, T), rynkskinn (NT, T), stjärntagging (NT, T), tretåig hackspett (NT, T, §4), ullticka (NT, T), luddlav (S, T), vedticka (S, T), tjäder (T, §4) och videsparv (T, §4). Se Figur 1.</w:t>
       </w:r>
     </w:p>
     <w:p>
@@ -244,7 +244,7 @@
     </w:p>
     <w:p>
       <w:r>
-        <w:t>Nedan följer beskrivningar av de naturvårdsarter och fridlysta arter som har sina livsmiljöer och växtplatser i den avverkningsanmälda skogen. De påträffade naturvårdsarterna är ett tydligt kvitto på att det rör sig om en skog med höga naturvärden.</w:t>
+        <w:t>Nedan följer beskrivningar av de naturvårdsarter och fridlysta arter som har sina livsmiljöer och växtplatser i den avverkningsanmälda skogen. Se även ytterligare artfakta i BILAGA 1. De påträffade naturvårdsarterna är ett tydligt kvitto på att det rör sig om en skog med höga naturvärden.</w:t>
       </w:r>
     </w:p>
     <w:p>
@@ -281,10 +281,10 @@
         <w:rPr>
           <w:b/>
         </w:rPr>
-        <w:t>Gammelgransskål (NT)</w:t>
-      </w:r>
-      <w:r>
-        <w:t xml:space="preserve"> är en liten skålsvamp som växer på gamla granar med skrovlig bark. Typiska växtplatser är gransumpskog i myrkanter, bäckdråg, bäckraviner och skuggiga bergssluttningar, men också skog på torrare mark kan hysa arten om beståndet har stark naturskogskaraktär. Bestånd med arten bör behandlas som nyckelbiotoper och sparas vid en slutavverkning. Även gallring bör undvikas. Gammelgransskål är typisk art för </w:t>
+        <w:t>Gränsticka (VU)</w:t>
+      </w:r>
+      <w:r>
+        <w:t xml:space="preserve"> är en mycket bra signalart inom hela sitt utbredningsområde. Den är huvudsakligen knuten till restbestånd av barrnaturskog och förekommer med ett tydligt optimum i orörda eller måttligt påverkade gamla granskogar där det föreligger långvarig kontinuitet av grov död ved. Den totala populationen bedöms ha minskat och fortsätter att minska i takt med att grankontinuitetsskogar (äldre tidigare icke kalavverkade skogar) minskar i areal. Minskningstakten överstiger gränsvärdet för sårbar (VU). Lokaler som hyser arten bör undantas från skogsbruk, speciellt i mellersta och södra Sverige. Gränsticka är typisk art för </w:t>
       </w:r>
       <w:r>
         <w:rPr>
@@ -293,7 +293,111 @@
         <w:t>9010 Taiga</w:t>
       </w:r>
       <w:r>
+        <w:t xml:space="preserve"> (SLU Artdatabanken, 2026; Nitare &amp; Skogsstyrelsen, 2019).</w:t>
+      </w:r>
+    </w:p>
+    <w:p>
+      <w:r>
+        <w:rPr>
+          <w:b/>
+        </w:rPr>
+        <w:t>Kristallticka (VU)</w:t>
+      </w:r>
+      <w:r>
+        <w:t xml:space="preserve"> är en mycket krävande art som växer i urskogsartade barrnaturskogar där det finns rikligt med grov död ved i olika nedbrytningsstadier. Den är placerad högst upp i Skogsstyrelsens värdepyramid för bedömning av skog med höga naturvärden och är en av våra främsta naturvärdesindikatorer på skyddsvärda barrnaturskogar. Alla skogsskötselåtgärder på eller i omedelbar närhet av lokalerna påverkar arten negativt liksom den minskande andelen död ved i kulturskogarna (SLU Artdatabanken, 2024; Nitare &amp; Skogsstyrelsen, 2019).</w:t>
+      </w:r>
+    </w:p>
+    <w:p>
+      <w:r>
+        <w:rPr>
+          <w:b/>
+        </w:rPr>
+        <w:t xml:space="preserve">Ulltickeporing </w:t>
+      </w:r>
+      <w:r>
+        <w:rPr>
+          <w:b/>
+          <w:i/>
+        </w:rPr>
+        <w:t>Skeletocutis brevispora</w:t>
+      </w:r>
+      <w:r>
+        <w:rPr>
+          <w:b/>
+        </w:rPr>
+        <w:t xml:space="preserve"> (VU)</w:t>
+      </w:r>
+      <w:r>
+        <w:t>, rödlistad som sårbar, växer på ullticka (NT) i naturskogsartade granskogar. Avverkning av naturskogslika miljöer och av grova granar där ulltickeporing förekommer är ett direkt hot mot artens fortlevnad. Alla skogliga åtgärder som innebär att lågor och döda eller skadade träd tas bort missgynnar arten. På sikt är minskad tillgång till lämpligt substrat och krympande areal av naturskog ett hot, framförallt råder brist på grov ved som lågor i sena nedbrytningsstadier. Ytterligare fragmentering av skogslandskapet minskar artens möjligheter till spridning. Gamla granskogar som hyser arten undantas helt från skogsbruk (SLU Artdatabanken, 2024).</w:t>
+      </w:r>
+    </w:p>
+    <w:p>
+      <w:r>
+        <w:rPr>
+          <w:b/>
+        </w:rPr>
+        <w:t>Gammelgransskål (NT)</w:t>
+      </w:r>
+      <w:r>
+        <w:t xml:space="preserve"> är en liten skålsvamp som växer på gamla granar med skrovlig bark. Typiska växtplatser är gransumpskog i myrkanter, bäckdråg, bäckraviner och skuggiga bergssluttningar, men också skog på torrare mark kan hysa arten om beståndet har stark naturskogskaraktär. Bestånd med arten bör behandlas som nyckelbiotoper och sparas vid en slutavverkning. Även gallring bör undvikas. Gammelgransskål är typisk art för </w:t>
+      </w:r>
+      <w:r>
+        <w:rPr>
+          <w:i/>
+        </w:rPr>
+        <w:t>9010 Taiga</w:t>
+      </w:r>
+      <w:r>
         <w:t xml:space="preserve"> (SLU Artdatabanken, 2024; Nitare &amp; Skogsstyrelsen, 2019).</w:t>
+      </w:r>
+    </w:p>
+    <w:p>
+      <w:r>
+        <w:rPr>
+          <w:b/>
+        </w:rPr>
+        <w:t>Kötticka (NT)</w:t>
+      </w:r>
+      <w:r>
+        <w:t xml:space="preserve"> är granens kötticka och har klassificerats som ”gammelskogsindikator”, då den förekommer med ett tydligt optimum i äldre barrskogar, främst fuktiga granskogar. Den har högst signalvärde söder om den naturliga norrlandsgränsen </w:t>
+      </w:r>
+      <w:r>
+        <w:rPr>
+          <w:i/>
+        </w:rPr>
+        <w:t>limes norrlandicus</w:t>
+      </w:r>
+      <w:r>
+        <w:t>, men signalerar vanligtvis höga naturvärden även i Norrland. Arten är knuten till miljöer med konstant luftfuktighet och känslig för uttorkning som en avverkning kan medföra. Den totala populationen bedöms därför ha minskat under de senaste 30 åren och fortsätter att minska i takt med att grankontinuitetsskogar (skogar som inte kalavverkats) minskar i areal, samtidigt som att lämpliga miljöer inte återskapas i samma takt (SLU Artdatabanken, 2024; Nitare &amp; Skogsstyrelsen, 2019).</w:t>
+      </w:r>
+    </w:p>
+    <w:p>
+      <w:r>
+        <w:rPr>
+          <w:b/>
+        </w:rPr>
+        <w:t>Rosenticka (NT)</w:t>
+      </w:r>
+      <w:r>
+        <w:t xml:space="preserve">, rödlistad som nära hotad, ingår i en karaktäristisk association av vedsvampar som växer på gamla, grova granlågor i urskogsartade barrskogar. Den är placerad i toppen av Skogsstyrelsens värdepyramid för bedömning av skog med höga naturvärden och indikerar ett granskogsekosystem med långvarig kontinuitet av grova lågor. Artens beroende av grova granlågor innebär att alla skogsskötselåtgärder på eller i omedelbar närhet av lokalerna utgör ett hot på lång sikt. Det är angeläget att populationerna inte ytterligare glesas ut och ett tillräckligt antal områden där arten nu finns måste sparas för framtiden. Rosenticka är typisk art för </w:t>
+      </w:r>
+      <w:r>
+        <w:rPr>
+          <w:i/>
+        </w:rPr>
+        <w:t xml:space="preserve">9010 Taiga </w:t>
+      </w:r>
+      <w:r>
+        <w:t xml:space="preserve">och </w:t>
+      </w:r>
+      <w:r>
+        <w:rPr>
+          <w:i/>
+        </w:rPr>
+        <w:t>9050 Näringsrik granskog</w:t>
+      </w:r>
+      <w:r>
+        <w:t xml:space="preserve"> (Nitare &amp; Skogsstyrelsen, 2019; SLU Artdatabanken, 2024).</w:t>
       </w:r>
     </w:p>
     <w:p>
@@ -330,6 +434,64 @@
         <w:rPr>
           <w:b/>
         </w:rPr>
+        <w:t>Stjärntagging (NT)</w:t>
+      </w:r>
+      <w:r>
+        <w:t xml:space="preserve"> signalerar inom hela sitt utbredningsområde höga naturvärden. Svampen är uttorkningskänslig och beroende av ett oförändrat fuktigt mikroklimat. Den är även beroende av en ständig tillgång på död ved i olika nedbrytningsstadier, dock ej nödvändigtvis grova träd. Tidigare påverkan på miljön måste dock ha varit så skonsam att det naturliga skogsekosystemet till stora delar har bevarats. Minskningstakten för den svenska populationen bedöms vara nära gränsvärdet för Sårbar (VU). Stjärntagging är typisk art för </w:t>
+      </w:r>
+      <w:r>
+        <w:rPr>
+          <w:i/>
+        </w:rPr>
+        <w:t xml:space="preserve">9010 Taiga, 9050 Näringsrik granskog </w:t>
+      </w:r>
+      <w:r>
+        <w:t xml:space="preserve">och </w:t>
+      </w:r>
+      <w:r>
+        <w:rPr>
+          <w:i/>
+        </w:rPr>
+        <w:t>9030 Landhöjningsskog</w:t>
+      </w:r>
+      <w:r>
+        <w:t xml:space="preserve"> (SLU Artdatabanken, 2024; Nitare &amp; Skogsstyrelsen, 2019).</w:t>
+      </w:r>
+    </w:p>
+    <w:p>
+      <w:r>
+        <w:rPr>
+          <w:b/>
+        </w:rPr>
+        <w:t>Tretåig hackspett (NT, §4)</w:t>
+      </w:r>
+      <w:r>
+        <w:t xml:space="preserve"> är rödlistad som nära hotad och ingår i bilaga 1 i EU:s fågeldirektiv. Tretåig hackspett är för sin överlevnad beroende av kontinuerlig tillförsel av äldre döende och död ved, som sker genom naturliga självgallringsprocesser i äldre grannaturskogar och barrblandade naturskogar. Om en skog genom skogsbruk gallras eller glesas ur så upphör och uteblir i stort sett den naturliga självgallringsprocessen för mycket lång tid framöver vilket omöjliggör upprätthållandet av den kontinuerliga ekologiska funktionen i ett område. Det finns studier som visar att naturskogens självgallringsprocess som den tretåiga hackspetten är beroende av, inte kan ersättas med efterlämnad hänsyn i skogsbruket (Imbeau &amp; Desrochers, 2002). Storleken på häckningsreviret varierar med skogstypen, förekomsten av död ved och graden av fragmentering, men är i allmänhet i storleksordningen 25–100 hektar. Vintertid krävs ofta betydligt större områden och det finns studier som antyder att arten behöver minst 100 hektar äldre skog. I områden med låg bonitet kan det behövas över 200 hektar lämpligt habitat för att ett par ska kunna reproducera sig. Områden med dokumenterad permanent förekomst i naturskogsmiljöer har vanligen så stora naturvärden att skogsbruk är olämpligt. Tretåig hackspett är typisk art för </w:t>
+      </w:r>
+      <w:r>
+        <w:rPr>
+          <w:i/>
+        </w:rPr>
+        <w:t xml:space="preserve">9010 Taiga, 9740 Skogsbevuxen myr, 9030 Landhöjningsskog </w:t>
+      </w:r>
+      <w:r>
+        <w:t xml:space="preserve">och </w:t>
+      </w:r>
+      <w:r>
+        <w:rPr>
+          <w:i/>
+        </w:rPr>
+        <w:t>9040 Fjällbjörkskog</w:t>
+      </w:r>
+      <w:r>
+        <w:t xml:space="preserve"> (Skogsstyrelsen, 2016; SLU Artdatabanken, 2024).</w:t>
+      </w:r>
+    </w:p>
+    <w:p>
+      <w:r>
+        <w:rPr>
+          <w:b/>
+        </w:rPr>
         <w:t>Ullticka (NT)</w:t>
       </w:r>
       <w:r>
@@ -379,6 +541,113 @@
       </w:r>
       <w:r>
         <w:t xml:space="preserve"> (SLU Artdatabanken, 2026; Nitare &amp; Skogsstyrelsen, 2019; Miettinen &amp; Niemelä, 2018).</w:t>
+      </w:r>
+    </w:p>
+    <w:p>
+      <w:r>
+        <w:rPr>
+          <w:b/>
+        </w:rPr>
+        <w:t>Luddlav</w:t>
+      </w:r>
+      <w:r>
+        <w:t xml:space="preserve"> signalerar lång skoglig kontinuitet med ett stabilt lokal- och mikroklimat med hög och jämn fuktighet. Luddlav är typisk art för </w:t>
+      </w:r>
+      <w:r>
+        <w:rPr>
+          <w:i/>
+        </w:rPr>
+        <w:t>9010 Taiga,</w:t>
+      </w:r>
+      <w:r>
+        <w:t xml:space="preserve"> </w:t>
+      </w:r>
+      <w:r>
+        <w:rPr>
+          <w:i/>
+        </w:rPr>
+        <w:t xml:space="preserve">9020 Nordlig ädellövskog, 9070 Trädklädd betesmark, 9110 Näringsfattig bokskog, 9180 Ädellövskog i branter </w:t>
+      </w:r>
+      <w:r>
+        <w:t>och</w:t>
+      </w:r>
+      <w:r>
+        <w:rPr>
+          <w:i/>
+        </w:rPr>
+        <w:t xml:space="preserve"> 9190 Näringsfattig ekskog </w:t>
+      </w:r>
+      <w:r>
+        <w:t>(Nitare &amp; Skogsstyrelsen, 2019; SLU Artdatabanken, 2025).</w:t>
+      </w:r>
+    </w:p>
+    <w:p>
+      <w:r>
+        <w:rPr>
+          <w:b/>
+        </w:rPr>
+        <w:t xml:space="preserve">Vedticka </w:t>
+      </w:r>
+      <w:r>
+        <w:t xml:space="preserve">är en bra signalart söder om den naturliga norrlandsgränsen. Den är huvudsakligen knuten till äldre barrskogar där det föreligger långvarig kontinuitet av död barrved. Vedticka är typisk art för </w:t>
+      </w:r>
+      <w:r>
+        <w:rPr>
+          <w:i/>
+        </w:rPr>
+        <w:t xml:space="preserve">9010 Taiga </w:t>
+      </w:r>
+      <w:r>
+        <w:t>(Nitare &amp; Skogsstyrelsen, 2019; SLU Artdatabanken, 2025).</w:t>
+      </w:r>
+    </w:p>
+    <w:p>
+      <w:r>
+        <w:rPr>
+          <w:b/>
+        </w:rPr>
+        <w:t>Tjäder (§4)</w:t>
+      </w:r>
+      <w:r>
+        <w:t xml:space="preserve"> omfattas av bilaga 1 och 2 EU:s fågeldirektiv och är typisk art för </w:t>
+      </w:r>
+      <w:r>
+        <w:rPr>
+          <w:i/>
+        </w:rPr>
+        <w:t xml:space="preserve">9010 Taiga </w:t>
+      </w:r>
+      <w:r>
+        <w:t xml:space="preserve">och </w:t>
+      </w:r>
+      <w:r>
+        <w:rPr>
+          <w:i/>
+        </w:rPr>
+        <w:t>9740 Skogsbevuxen myr</w:t>
+      </w:r>
+      <w:r>
+        <w:t>. Tjädern är en utpräglad skogsfågel knuten till större sammanhängande barrskogsområden. Tupparna och hönorna utnyttjar till viss del olika miljöer, och habitatvalet varierar dessutom mellan olika delar av året. För att det ska finnas livskraftiga tjäderbestånd krävs funktionella skogslandskap med en blandning av uppvuxen, gles och luckig skog, täta sumpskogar, myrar och andra små våtmarker. Arten försvinner när skogen fragmenteras och den sammanlagda arealen hyggen och andra öppna områden blir för stor. Ett småskaligt och försiktigt virkesuttag genom hyggesfria metoder kan i vissa fall vara möjligt i området inom 200 m från lekcentrum. Längre ut från lekcentrum, inom 200–500 m bör den avverkade ytan inte överskrida 1 hektar för att undvika alltför stora och snabba förändringar (Skogsstyrelsen, 2019; SLU Artdatabanken, 2024).</w:t>
+      </w:r>
+    </w:p>
+    <w:p>
+      <w:r>
+        <w:rPr>
+          <w:b/>
+        </w:rPr>
+        <w:t>Videsparv (§4)</w:t>
+      </w:r>
+      <w:r>
+        <w:t xml:space="preserve"> är fridlyst enligt 4§ artskyddsförordningen och globalt rödlistad som nära hotad (NT) vilket innebär att Sverige har ett internationellt ansvar för arten. Videsparven är en sumpskogsart och den viktigaste häckningsbiotopen utgörs av lövrik sumpgranskog med ett rikt fältskikt av olika starr- och fräkenarter samt riklig förekomst av olika låga ris. Reviren är små till medelstora, från under en hektar till några hektar. Videsparven missgynnas av avverkning av sumpskog, dikning och dikesrensning samt andra åtgärder som påverkar fuktiga till blöta impediment. Videsparv är typisk art för </w:t>
+      </w:r>
+      <w:r>
+        <w:rPr>
+          <w:i/>
+        </w:rPr>
+        <w:t>9740 Skogsbevuxen myr</w:t>
+      </w:r>
+      <w:r>
+        <w:t xml:space="preserve"> (SLU Artdatabanken, 2026; IUCN, 2025; Skogsstyrelsen, 2016).</w:t>
       </w:r>
     </w:p>
     <w:p>
@@ -433,6 +702,22 @@
       <w:r>
         <w:t>I den avverkningsanmälda skogen har fridlysta arter sina livsmiljöer och växtplatser. Att skada de fridlysta arternas livsmiljöer, växtplatser eller ekologiska funktion är inte tillåtet enligt artskyddsförordningen.</w:t>
       </w:r>
+      <w:r>
+        <w:rPr>
+          <w:i/>
+        </w:rPr>
+        <w:t xml:space="preserve"> EU:s medlemsländer och skogsbolag är skyldiga att agera i enlighet med EU:s fågeldirektiv där det uttryckligen står att direktivet gäller för fåglar samt för deras ägg, bon och </w:t>
+      </w:r>
+      <w:r>
+        <w:rPr>
+          <w:b/>
+          <w:i/>
+        </w:rPr>
+        <w:t xml:space="preserve">livsmiljöer </w:t>
+      </w:r>
+      <w:r>
+        <w:t>(artikel 1). Vidare att de åtgärder som vidtas inte får leda till en försämring av den nuvarande situationen beträffande bevarandet av de fågelarter som avses i artikel 1 (artikel 13).</w:t>
+      </w:r>
     </w:p>
     <w:p>
       <w:r>
@@ -471,7 +756,7 @@
         <w:rPr>
           <w:i/>
         </w:rPr>
-        <w:t>I det avverkningsanmälda skogsområdet har 4 naturvårdsarter varav 4 rödlistade arter sina livsmiljöer och växtplatser.</w:t>
+        <w:t>I det avverkningsanmälda skogsområdet har 15 naturvårdsarter varav 11 rödlistade arter sina livsmiljöer och växtplatser.</w:t>
       </w:r>
     </w:p>
     <w:p>
@@ -656,6 +941,458 @@
           <w:i/>
         </w:rPr>
         <w:t>I den avverkningsanmälda skogen har fridlysta arter sina livsmiljöer och växtplatser. Att skada de fridlysta arternas livsmiljöer, växtplatser eller ekologiska funktion är inte tillåtet enligt artskyddsförordningen</w:t>
+      </w:r>
+    </w:p>
+    <w:p>
+      <w:r>
+        <w:br w:type="page"/>
+      </w:r>
+    </w:p>
+    <w:p>
+      <w:pPr>
+        <w:pStyle w:val="Title"/>
+      </w:pPr>
+      <w:r>
+        <w:t>BILAGA 1 –</w:t>
+        <w:br/>
+        <w:t>Fridlysta och rödlistade arter</w:t>
+      </w:r>
+    </w:p>
+    <w:p>
+      <w:pPr>
+        <w:pStyle w:val="Heading1"/>
+      </w:pPr>
+      <w:r>
+        <w:t>Ulltickeporing – ekologi samt krav på livsmiljön</w:t>
+      </w:r>
+    </w:p>
+    <w:p>
+      <w:r>
+        <w:t xml:space="preserve">Ulltickeporing </w:t>
+      </w:r>
+      <w:r>
+        <w:rPr>
+          <w:i/>
+        </w:rPr>
+        <w:t>Skeletocutis brevispora</w:t>
+      </w:r>
+      <w:r>
+        <w:t xml:space="preserve"> (VU), rödlistad som sårbar, växer på ullticka (NT) i naturskogsartade granskogar. Avverkning av naturskogslika miljöer och av grova granar där ulltickeporing förekommer är ett direkt hot mot artens fortlevnad Alla skogliga åtgärder som innebär att lågor och döda eller skadade träd tas bort missgynnar arten. På sikt är minskad tillgång till lämpligt substrat och krympande areal av naturskog ett hot, framförallt råder brist på grov ved som lågor i sena nedbrytningsstadier. Ytterligare fragmentering av skogslandskapet minskar artens möjligheter till spridning. Gamla granskogar som hyser arten undantas helt från skogsbruk (SLU Artdatabanken, 2026).</w:t>
+      </w:r>
+    </w:p>
+    <w:p>
+      <w:r>
+        <w:t xml:space="preserve">Ulltickeporingen har nyligen delats upp i de tre olika arterna ulltickeporing </w:t>
+      </w:r>
+      <w:r>
+        <w:rPr>
+          <w:i/>
+        </w:rPr>
+        <w:t xml:space="preserve">Skeletocutis brevispora </w:t>
+      </w:r>
+      <w:r>
+        <w:t>(VU)</w:t>
+      </w:r>
+      <w:r>
+        <w:rPr>
+          <w:i/>
+        </w:rPr>
+        <w:t>, Skeletocutis delicata</w:t>
+      </w:r>
+      <w:r>
+        <w:t xml:space="preserve"> (VU)</w:t>
+      </w:r>
+      <w:r>
+        <w:rPr>
+          <w:i/>
+        </w:rPr>
+        <w:t xml:space="preserve"> och Skeletocutis exilis</w:t>
+      </w:r>
+      <w:r>
+        <w:t xml:space="preserve"> (NT) (SLU Artdatabanken, 2026; Miettinen &amp; Niemelä, 2018).</w:t>
+      </w:r>
+    </w:p>
+    <w:p>
+      <w:pPr>
+        <w:pStyle w:val="Heading2"/>
+      </w:pPr>
+      <w:r>
+        <w:t>Referenser – ulltickeporing</w:t>
+      </w:r>
+    </w:p>
+    <w:p>
+      <w:r>
+        <w:t xml:space="preserve">Miettinen, O. &amp; Niemelä, T., 2018. </w:t>
+      </w:r>
+      <w:r>
+        <w:rPr>
+          <w:i/>
+        </w:rPr>
+        <w:t>Two new temperate polypore species of Skeletocutis (Polyporales, Basidiomycota)</w:t>
+      </w:r>
+      <w:r>
+        <w:t>. Ann. Bot. Fennici 55: 195–206.</w:t>
+      </w:r>
+    </w:p>
+    <w:p>
+      <w:r>
+        <w:t xml:space="preserve">SLU Artdatabanken, 2026. </w:t>
+      </w:r>
+      <w:r>
+        <w:rPr>
+          <w:i/>
+        </w:rPr>
+        <w:t xml:space="preserve">Artfaktablad. Naturvård – artfakta. </w:t>
+      </w:r>
+      <w:r>
+        <w:t>SLU Artdatabanken, Uppsala.</w:t>
+      </w:r>
+    </w:p>
+    <w:p>
+      <w:pPr>
+        <w:pStyle w:val="Heading1"/>
+      </w:pPr>
+      <w:r>
+        <w:t>Tretåig hackspett – ekologi samt krav på livsmiljön</w:t>
+      </w:r>
+    </w:p>
+    <w:p>
+      <w:r>
+        <w:t xml:space="preserve">Tretåig hackspett (NT) är fridlyst enligt §4 Artskyddsförordningen och finns med som prioriterad art i Skogsstyrelsen vägledning för skogsbruket (bilaga 4 till SVL). I vägledningen står bland annat att: </w:t>
+      </w:r>
+      <w:r>
+        <w:rPr>
+          <w:i/>
+        </w:rPr>
+        <w:t xml:space="preserve">“Tretåig hackspett har stora arealkrav och höga krav på sin livsmiljö. Omdaningen av naturskogar till kulturskogar medför en förlust av viktiga miljöer, något som förstärks av ökad fragmentering till följd av avverkningar.” </w:t>
+      </w:r>
+      <w:r>
+        <w:t xml:space="preserve">Vidare att: </w:t>
+      </w:r>
+      <w:r>
+        <w:rPr>
+          <w:i/>
+        </w:rPr>
+        <w:t>“Områden med dokumenterad permanent förekomst i naturskogsmiljöer har vanligen så stora naturvärden att skogsbruk är olämpligt”</w:t>
+      </w:r>
+      <w:r>
+        <w:t xml:space="preserve"> (SLU Artdatabanken, 2024; Skogsstyrelsen, 2016)</w:t>
+      </w:r>
+      <w:r>
+        <w:rPr>
+          <w:i/>
+        </w:rPr>
+        <w:t>.</w:t>
+      </w:r>
+    </w:p>
+    <w:p>
+      <w:r>
+        <w:t>Tretåig hackspett är beroende av större sammanhängande naturskogar med kontinuerlig tillgång och nybildning av död ved och fragmentering av livsmiljöerna utgör ett stort hot mot arten (se exempelvis Stachura-Skierczynska et al., 2009; Wesolowski et al., 2005; Butler et al., 2004; Pakkala et al., 2002; Amcoff et al., 1996; Virkkala, 1991). Det finns studier som visar att naturskogens självgallringsprocess som den tretåiga hackspetten är beroende av, inte kan ersättas med efterlämnad hänsyn i skogsbruket (Imbeau &amp; Desrochers, 2002).</w:t>
+      </w:r>
+    </w:p>
+    <w:p>
+      <w:r>
+        <w:t>Permanenta revir av tretåig hackspett karaktäriseras ofta av artens typiska ringformigt ordnade hackmärken på framför allt gamla granar. För att säkerställa att inte revir av tretåig hackspett drabbas av avverkningsplanerna bör en inventering göras i området både under häckningstid och under vintern, då arten utnyttjar betydligt större områden än under sommarens häckningsrevir. Storleken på häckningsreviret varierar med skogstypen, förekomsten av död ved och graden av fragmentering, men är i allmänhet i storleksordningen 25–100 hektar (SLU Artdatabanken, 2024; Skogsstyrelsen, 2016).</w:t>
+      </w:r>
+    </w:p>
+    <w:p>
+      <w:r>
+        <w:t xml:space="preserve">Förutom fridlysning enligt §4 Artskyddsförordningen är tretåig hackspett även förtecknad i EU:s fågeldirektiv bilaga 1. Den är typisk art för </w:t>
+      </w:r>
+      <w:r>
+        <w:rPr>
+          <w:i/>
+        </w:rPr>
+        <w:t xml:space="preserve">9010 Taiga, 9740 Skogsbevuxen myr, 9030 Landhöjningsskog </w:t>
+      </w:r>
+      <w:r>
+        <w:t xml:space="preserve">och </w:t>
+      </w:r>
+      <w:r>
+        <w:rPr>
+          <w:i/>
+        </w:rPr>
+        <w:t>9040 Fjällbjörkskog</w:t>
+      </w:r>
+      <w:r>
+        <w:t xml:space="preserve"> samt ingår i Natura 2000 och är förtecknad i Bernkonventionen bilaga II (strikt skyddade djurarter) (SLU Artdatabanken, 2024; Skogsstyrelsen, 2016).</w:t>
+      </w:r>
+    </w:p>
+    <w:p>
+      <w:pPr>
+        <w:pStyle w:val="Heading2"/>
+      </w:pPr>
+      <w:r>
+        <w:t>Referenser – tretåig hackspett</w:t>
+      </w:r>
+    </w:p>
+    <w:p>
+      <w:r>
+        <w:t xml:space="preserve">Amcoff, M. &amp; Eriksson, P. 1996. </w:t>
+      </w:r>
+      <w:r>
+        <w:rPr>
+          <w:i/>
+        </w:rPr>
+        <w:t xml:space="preserve">Förekomst av tretåig hackspett Picoides tridactylus på bestånds- och landskapsnivå. </w:t>
+      </w:r>
+      <w:r>
+        <w:t>Ornis Svecica 6: 107–119.</w:t>
+      </w:r>
+    </w:p>
+    <w:p>
+      <w:r>
+        <w:t xml:space="preserve">Butler, R., Angelstam, P., Ekelund, P. &amp; Schlaeffer, R. 2004. </w:t>
+      </w:r>
+      <w:r>
+        <w:rPr>
+          <w:i/>
+        </w:rPr>
+        <w:t xml:space="preserve">Dead wood threshold values for the three-toed woodpecker presence in boreal and sub-Alpine forest. </w:t>
+      </w:r>
+      <w:r>
+        <w:t>Biological conservation 119(3): 305–318.</w:t>
+      </w:r>
+    </w:p>
+    <w:p>
+      <w:r>
+        <w:t xml:space="preserve">Imbeau, L. &amp; Desrochers, A. 2002. </w:t>
+      </w:r>
+      <w:r>
+        <w:rPr>
+          <w:i/>
+        </w:rPr>
+        <w:t xml:space="preserve">Foraging Ecology and Use of Drumming Trees by Three-Toed Woodpeckers. </w:t>
+      </w:r>
+      <w:r>
+        <w:t>The Journal of Wildlife Management. Vol. 66, No. 1 (Jan., 2002), pp. 222–231.</w:t>
+      </w:r>
+    </w:p>
+    <w:p>
+      <w:r>
+        <w:t xml:space="preserve">Pakkala, T., Hanski, I. &amp; Tomppo, E. 2002. </w:t>
+      </w:r>
+      <w:r>
+        <w:rPr>
+          <w:i/>
+        </w:rPr>
+        <w:t xml:space="preserve">Spatial ecology of the three-toed woodpecker in managed forest landscapes. </w:t>
+      </w:r>
+      <w:r>
+        <w:t>Silva Fennica 36(1): 279–288.</w:t>
+      </w:r>
+    </w:p>
+    <w:p>
+      <w:r>
+        <w:t xml:space="preserve">Skogsstyrelsen, 2016. </w:t>
+      </w:r>
+      <w:r>
+        <w:rPr>
+          <w:i/>
+        </w:rPr>
+        <w:t>Vägledning för hänsyn till fåglar – Tretåig hackspett.</w:t>
+      </w:r>
+    </w:p>
+    <w:p>
+      <w:r>
+        <w:t xml:space="preserve">SLU Artdatabanken, 2024. </w:t>
+      </w:r>
+      <w:r>
+        <w:rPr>
+          <w:i/>
+        </w:rPr>
+        <w:t xml:space="preserve">Artfaktablad. Naturvård – artfakta. </w:t>
+      </w:r>
+      <w:r>
+        <w:t>SLU Artdatabanken, Uppsala.</w:t>
+      </w:r>
+    </w:p>
+    <w:p>
+      <w:r>
+        <w:t xml:space="preserve">Stachura-Skierczynska, K., Tumiel, T. &amp; Skierczynski, M. 2009. </w:t>
+      </w:r>
+      <w:r>
+        <w:rPr>
+          <w:i/>
+        </w:rPr>
+        <w:t xml:space="preserve">Habitat prediction model for three-toed woodpecker and its implications for the conservation of biologically valuable forests. </w:t>
+      </w:r>
+      <w:r>
+        <w:t>Forest Ecology and Management 258(5): 697–703.</w:t>
+      </w:r>
+    </w:p>
+    <w:p>
+      <w:r>
+        <w:t xml:space="preserve">Virkkala, R. 1991. </w:t>
+      </w:r>
+      <w:r>
+        <w:rPr>
+          <w:i/>
+        </w:rPr>
+        <w:t xml:space="preserve">Population trends of forest birds in a Finnish Lapland landscape of large habitat blocks – Consequences of stochastic environmental variation or regional habitat alteration. </w:t>
+      </w:r>
+      <w:r>
+        <w:t>Biological conservation 56(2): 223–240.</w:t>
+      </w:r>
+    </w:p>
+    <w:p>
+      <w:r>
+        <w:t xml:space="preserve">Wesolowski, T., Czeszczewik, D. &amp; Rowinski, P. 2005. </w:t>
+      </w:r>
+      <w:r>
+        <w:rPr>
+          <w:i/>
+        </w:rPr>
+        <w:t xml:space="preserve">Effects of forest management on Three-toed Woodpecker Picoides tridactylus distribution in the Bialowieza Forest (NE Poland): conservation implications. </w:t>
+      </w:r>
+      <w:r>
+        <w:t>Acta Ornithologica 40(1): 53–60.</w:t>
+      </w:r>
+    </w:p>
+    <w:p>
+      <w:pPr>
+        <w:pStyle w:val="Heading1"/>
+      </w:pPr>
+      <w:r>
+        <w:t>Tjäder – ekologi samt krav på livsmiljön</w:t>
+      </w:r>
+    </w:p>
+    <w:p>
+      <w:r>
+        <w:t xml:space="preserve">Tjäder (§4) omfattas av bilaga 1 och 2 EU:s fågeldirektiv och är typisk art för </w:t>
+      </w:r>
+      <w:r>
+        <w:rPr>
+          <w:i/>
+        </w:rPr>
+        <w:t xml:space="preserve">9010 Taiga </w:t>
+      </w:r>
+      <w:r>
+        <w:t xml:space="preserve">och </w:t>
+      </w:r>
+      <w:r>
+        <w:rPr>
+          <w:i/>
+        </w:rPr>
+        <w:t>9740 Skogsbevuxen myr</w:t>
+      </w:r>
+      <w:r>
+        <w:t>. Tjädern är en utpräglad skogsfågel knuten till större sammanhängande barrskogsområden. Tupparna och hönorna utnyttjar till viss del olika miljöer, och habitatvalet varierar dessutom mellan olika delar av året. För att det ska finnas livskraftiga tjäderbestånd krävs funktionella skogslandskap med en blandning av uppvuxen, gles och luckig skog, täta sumpskogar, myrar och andra små våtmarker (Skogsstyrelsen, 2019; SLU Artdatabanken 2024).</w:t>
+      </w:r>
+    </w:p>
+    <w:p>
+      <w:r>
+        <w:t>Arten försvinner när skogen fragmenteras och den sammanlagda arealen hyggen och andra öppna områden blir för stor. Ett småskaligt och försiktigt virkesuttag genom hyggesfria metoder kan i vissa fall vara möjligt i området inom 200 m från lekcentrum. Längre ut från lekcentrum, inom 200–500 m bör den avverkade ytan inte överskrida 1 hektar för att undvika alltför stora och snabba förändringar (Skogsstyrelsen, 2019).</w:t>
+      </w:r>
+    </w:p>
+    <w:p>
+      <w:pPr>
+        <w:pStyle w:val="Heading2"/>
+      </w:pPr>
+      <w:r>
+        <w:t>Referenser – tjäder</w:t>
+      </w:r>
+    </w:p>
+    <w:p>
+      <w:r>
+        <w:t xml:space="preserve">Skogsstyrelsen, 2019. </w:t>
+      </w:r>
+      <w:r>
+        <w:rPr>
+          <w:i/>
+        </w:rPr>
+        <w:t>Vägledning för hänsyn till fåglar – tjäder.</w:t>
+      </w:r>
+    </w:p>
+    <w:p>
+      <w:r>
+        <w:t xml:space="preserve">SLU Artdatabanken, 2024. </w:t>
+      </w:r>
+      <w:r>
+        <w:rPr>
+          <w:i/>
+        </w:rPr>
+        <w:t xml:space="preserve">Artfaktablad. Naturvård – artfakta. </w:t>
+      </w:r>
+      <w:r>
+        <w:t>SLU Artdatabanken, Uppsala</w:t>
+      </w:r>
+    </w:p>
+    <w:p>
+      <w:pPr>
+        <w:pStyle w:val="Heading1"/>
+      </w:pPr>
+      <w:r>
+        <w:t>Videsparv – ekologi samt krav på livsmiljön</w:t>
+      </w:r>
+    </w:p>
+    <w:p>
+      <w:r>
+        <w:t>Videsparv (§4) är starkt knuten till sumpskogar och den viktigaste häckningsbiotopen är lövrik sumpgranskog, men kan i mer sällsynta fall även utgöras av ren barrskogsmiljö. En mycket typisk häckningslokal kan beskrivas som ett lövrikt skogskärr med ett rikt fältskikt av starr- och fräkenarter. Ett typiskt karaktärsdrag är vidare förekomst av rejält fuktig, stortuvig mark med vattenfyllda höljor. Viktiga häckningsmiljöer är sumpskog längs vattendrag, myr- och kärrkanter, stränder vid sjöar och granskog på hängmyrar. Reviren är små till medelstora, från under en hektar till några hektar (SLU Artdatabanken, 2026; Skogsstyrelsen, 2016).</w:t>
+      </w:r>
+    </w:p>
+    <w:p>
+      <w:r>
+        <w:t xml:space="preserve">Videsparven missgynnas av avverkning av sumpskog, dikning och dikesrensning samt andra åtgärder som påverkar fuktiga till blöta impediment. Ordentligt fuktiga skogsmiljöer har på grund av årtionden av skogsdikning minskat i areal och utbredning vilket i viss mån kan ha påverkat artens häckningsmöjligheter. Videsparv är typisk art för </w:t>
+      </w:r>
+      <w:r>
+        <w:rPr>
+          <w:i/>
+        </w:rPr>
+        <w:t>9740 Skogsbevuxen myr</w:t>
+      </w:r>
+      <w:r>
+        <w:t>, fridlyst enligt 4§ artskyddsförordningen och globalt rödlistad som nära hotad (NT) vilket innebär att Sverige har ett internationellt ansvar för arten (SLU Artdatabanken, 2026; IUCN, 2025; Skogsstyrelsen, 2016).</w:t>
+      </w:r>
+    </w:p>
+    <w:p>
+      <w:pPr>
+        <w:pStyle w:val="Heading2"/>
+      </w:pPr>
+      <w:r>
+        <w:t>Referenser – videsparv</w:t>
+      </w:r>
+    </w:p>
+    <w:p>
+      <w:r>
+        <w:t xml:space="preserve">IUCN, 2025. </w:t>
+      </w:r>
+      <w:r>
+        <w:rPr>
+          <w:i/>
+        </w:rPr>
+        <w:t>Emberiza rustica</w:t>
+      </w:r>
+      <w:r>
+        <w:t>. The IUCN Red List of Threatened Species.</w:t>
+      </w:r>
+    </w:p>
+    <w:p>
+      <w:r>
+        <w:t xml:space="preserve">Skogsstyrelsen, 2016. </w:t>
+      </w:r>
+      <w:r>
+        <w:rPr>
+          <w:i/>
+        </w:rPr>
+        <w:t xml:space="preserve">Vägledning för hänsyn till videsparv. </w:t>
+      </w:r>
+      <w:r>
+        <w:t>Vägledningar och kunskapsstöd artskydd – Skogsstyrelsen</w:t>
+      </w:r>
+    </w:p>
+    <w:p>
+      <w:r>
+        <w:t xml:space="preserve">SLU Artdatabanken, 2026. </w:t>
+      </w:r>
+      <w:r>
+        <w:rPr>
+          <w:i/>
+        </w:rPr>
+        <w:t xml:space="preserve">Artfaktablad. Naturvård – artfakta. </w:t>
+      </w:r>
+      <w:r>
+        <w:t>SLU Artdatabanken, Uppsala</w:t>
       </w:r>
     </w:p>
     <w:sectPr>
@@ -786,7 +1523,7 @@
     <w:r>
       <w:tab/>
       <w:tab/>
-      <w:t>2026-08-14</w:t>
+      <w:t>2026-08-15</w:t>
       <w:br/>
       <w:br/>
     </w:r>

--- a/klagomål/A 27448-2026 FSC-klagomål.docx
+++ b/klagomål/A 27448-2026 FSC-klagomål.docx
@@ -1523,7 +1523,7 @@
     <w:r>
       <w:tab/>
       <w:tab/>
-      <w:t>2026-08-15</w:t>
+      <w:t>2026-08-16</w:t>
       <w:br/>
       <w:br/>
     </w:r>

--- a/klagomål/A 27448-2026 FSC-klagomål.docx
+++ b/klagomål/A 27448-2026 FSC-klagomål.docx
@@ -1523,7 +1523,7 @@
     <w:r>
       <w:tab/>
       <w:tab/>
-      <w:t>2026-08-16</w:t>
+      <w:t>2026-08-17</w:t>
       <w:br/>
       <w:br/>
     </w:r>

--- a/klagomål/A 27448-2026 FSC-klagomål.docx
+++ b/klagomål/A 27448-2026 FSC-klagomål.docx
@@ -1523,7 +1523,7 @@
     <w:r>
       <w:tab/>
       <w:tab/>
-      <w:t>2026-08-17</w:t>
+      <w:t>2026-08-18</w:t>
       <w:br/>
       <w:br/>
     </w:r>

--- a/klagomål/A 27448-2026 FSC-klagomål.docx
+++ b/klagomål/A 27448-2026 FSC-klagomål.docx
@@ -1523,7 +1523,7 @@
     <w:r>
       <w:tab/>
       <w:tab/>
-      <w:t>2026-08-18</w:t>
+      <w:t>2026-08-19</w:t>
       <w:br/>
       <w:br/>
     </w:r>

--- a/klagomål/A 27448-2026 FSC-klagomål.docx
+++ b/klagomål/A 27448-2026 FSC-klagomål.docx
@@ -1523,7 +1523,7 @@
     <w:r>
       <w:tab/>
       <w:tab/>
-      <w:t>2026-08-19</w:t>
+      <w:t>2026-08-20</w:t>
       <w:br/>
       <w:br/>
     </w:r>

--- a/klagomål/A 27448-2026 FSC-klagomål.docx
+++ b/klagomål/A 27448-2026 FSC-klagomål.docx
@@ -1523,7 +1523,7 @@
     <w:r>
       <w:tab/>
       <w:tab/>
-      <w:t>2026-08-20</w:t>
+      <w:t>2026-08-21</w:t>
       <w:br/>
       <w:br/>
     </w:r>

--- a/klagomål/A 27448-2026 FSC-klagomål.docx
+++ b/klagomål/A 27448-2026 FSC-klagomål.docx
@@ -1523,7 +1523,7 @@
     <w:r>
       <w:tab/>
       <w:tab/>
-      <w:t>2026-08-21</w:t>
+      <w:t>2026-08-22</w:t>
       <w:br/>
       <w:br/>
     </w:r>

--- a/klagomål/A 27448-2026 FSC-klagomål.docx
+++ b/klagomål/A 27448-2026 FSC-klagomål.docx
@@ -1523,7 +1523,7 @@
     <w:r>
       <w:tab/>
       <w:tab/>
-      <w:t>2026-08-22</w:t>
+      <w:t>2026-08-23</w:t>
       <w:br/>
       <w:br/>
     </w:r>

--- a/klagomål/A 27448-2026 FSC-klagomål.docx
+++ b/klagomål/A 27448-2026 FSC-klagomål.docx
@@ -1523,7 +1523,7 @@
     <w:r>
       <w:tab/>
       <w:tab/>
-      <w:t>2026-08-23</w:t>
+      <w:t>2026-08-24</w:t>
       <w:br/>
       <w:br/>
     </w:r>

--- a/klagomål/A 27448-2026 FSC-klagomål.docx
+++ b/klagomål/A 27448-2026 FSC-klagomål.docx
@@ -1523,7 +1523,7 @@
     <w:r>
       <w:tab/>
       <w:tab/>
-      <w:t>2026-08-24</w:t>
+      <w:t>2026-08-25</w:t>
       <w:br/>
       <w:br/>
     </w:r>

--- a/klagomål/A 27448-2026 FSC-klagomål.docx
+++ b/klagomål/A 27448-2026 FSC-klagomål.docx
@@ -1523,7 +1523,7 @@
     <w:r>
       <w:tab/>
       <w:tab/>
-      <w:t>2026-08-25</w:t>
+      <w:t>2026-08-26</w:t>
       <w:br/>
       <w:br/>
     </w:r>

--- a/klagomål/A 27448-2026 FSC-klagomål.docx
+++ b/klagomål/A 27448-2026 FSC-klagomål.docx
@@ -1523,7 +1523,7 @@
     <w:r>
       <w:tab/>
       <w:tab/>
-      <w:t>2026-08-26</w:t>
+      <w:t>2026-08-27</w:t>
       <w:br/>
       <w:br/>
     </w:r>

--- a/klagomål/A 27448-2026 FSC-klagomål.docx
+++ b/klagomål/A 27448-2026 FSC-klagomål.docx
@@ -1523,7 +1523,7 @@
     <w:r>
       <w:tab/>
       <w:tab/>
-      <w:t>2026-08-27</w:t>
+      <w:t>2026-08-28</w:t>
       <w:br/>
       <w:br/>
     </w:r>

--- a/klagomål/A 27448-2026 FSC-klagomål.docx
+++ b/klagomål/A 27448-2026 FSC-klagomål.docx
@@ -1523,7 +1523,7 @@
     <w:r>
       <w:tab/>
       <w:tab/>
-      <w:t>2026-08-28</w:t>
+      <w:t>2026-08-29</w:t>
       <w:br/>
       <w:br/>
     </w:r>

--- a/klagomål/A 27448-2026 FSC-klagomål.docx
+++ b/klagomål/A 27448-2026 FSC-klagomål.docx
@@ -1523,7 +1523,7 @@
     <w:r>
       <w:tab/>
       <w:tab/>
-      <w:t>2026-08-29</w:t>
+      <w:t>2026-08-31</w:t>
       <w:br/>
       <w:br/>
     </w:r>

--- a/klagomål/A 27448-2026 FSC-klagomål.docx
+++ b/klagomål/A 27448-2026 FSC-klagomål.docx
@@ -1523,7 +1523,7 @@
     <w:r>
       <w:tab/>
       <w:tab/>
-      <w:t>2026-08-31</w:t>
+      <w:t>2026-09-01</w:t>
       <w:br/>
       <w:br/>
     </w:r>

--- a/klagomål/A 27448-2026 FSC-klagomål.docx
+++ b/klagomål/A 27448-2026 FSC-klagomål.docx
@@ -1523,7 +1523,7 @@
     <w:r>
       <w:tab/>
       <w:tab/>
-      <w:t>2026-09-01</w:t>
+      <w:t>2026-09-02</w:t>
       <w:br/>
       <w:br/>
     </w:r>

--- a/klagomål/A 27448-2026 FSC-klagomål.docx
+++ b/klagomål/A 27448-2026 FSC-klagomål.docx
@@ -1523,7 +1523,7 @@
     <w:r>
       <w:tab/>
       <w:tab/>
-      <w:t>2026-09-02</w:t>
+      <w:t>2026-09-03</w:t>
       <w:br/>
       <w:br/>
     </w:r>

--- a/klagomål/A 27448-2026 FSC-klagomål.docx
+++ b/klagomål/A 27448-2026 FSC-klagomål.docx
@@ -1523,7 +1523,7 @@
     <w:r>
       <w:tab/>
       <w:tab/>
-      <w:t>2026-09-03</w:t>
+      <w:t>2026-09-04</w:t>
       <w:br/>
       <w:br/>
     </w:r>

--- a/klagomål/A 27448-2026 FSC-klagomål.docx
+++ b/klagomål/A 27448-2026 FSC-klagomål.docx
@@ -1523,7 +1523,7 @@
     <w:r>
       <w:tab/>
       <w:tab/>
-      <w:t>2026-09-04</w:t>
+      <w:t>2026-09-05</w:t>
       <w:br/>
       <w:br/>
     </w:r>

--- a/klagomål/A 27448-2026 FSC-klagomål.docx
+++ b/klagomål/A 27448-2026 FSC-klagomål.docx
@@ -1523,7 +1523,7 @@
     <w:r>
       <w:tab/>
       <w:tab/>
-      <w:t>2026-09-05</w:t>
+      <w:t>2026-09-06</w:t>
       <w:br/>
       <w:br/>
     </w:r>

--- a/klagomål/A 27448-2026 FSC-klagomål.docx
+++ b/klagomål/A 27448-2026 FSC-klagomål.docx
@@ -1523,7 +1523,7 @@
     <w:r>
       <w:tab/>
       <w:tab/>
-      <w:t>2026-09-06</w:t>
+      <w:t>2026-09-07</w:t>
       <w:br/>
       <w:br/>
     </w:r>

--- a/klagomål/A 27448-2026 FSC-klagomål.docx
+++ b/klagomål/A 27448-2026 FSC-klagomål.docx
@@ -1523,7 +1523,7 @@
     <w:r>
       <w:tab/>
       <w:tab/>
-      <w:t>2026-09-07</w:t>
+      <w:t>2026-09-08</w:t>
       <w:br/>
       <w:br/>
     </w:r>

--- a/klagomål/A 27448-2026 FSC-klagomål.docx
+++ b/klagomål/A 27448-2026 FSC-klagomål.docx
@@ -1523,7 +1523,7 @@
     <w:r>
       <w:tab/>
       <w:tab/>
-      <w:t>2026-09-08</w:t>
+      <w:t>2026-09-09</w:t>
       <w:br/>
       <w:br/>
     </w:r>

--- a/klagomål/A 27448-2026 FSC-klagomål.docx
+++ b/klagomål/A 27448-2026 FSC-klagomål.docx
@@ -1523,7 +1523,7 @@
     <w:r>
       <w:tab/>
       <w:tab/>
-      <w:t>2026-09-09</w:t>
+      <w:t>2026-09-10</w:t>
       <w:br/>
       <w:br/>
     </w:r>

--- a/klagomål/A 27448-2026 FSC-klagomål.docx
+++ b/klagomål/A 27448-2026 FSC-klagomål.docx
@@ -1523,7 +1523,7 @@
     <w:r>
       <w:tab/>
       <w:tab/>
-      <w:t>2026-09-10</w:t>
+      <w:t>2026-09-11</w:t>
       <w:br/>
       <w:br/>
     </w:r>

--- a/klagomål/A 27448-2026 FSC-klagomål.docx
+++ b/klagomål/A 27448-2026 FSC-klagomål.docx
@@ -1523,7 +1523,7 @@
     <w:r>
       <w:tab/>
       <w:tab/>
-      <w:t>2026-09-11</w:t>
+      <w:t>2026-09-12</w:t>
       <w:br/>
       <w:br/>
     </w:r>
